--- a/src/templates/Angebot-10.docx
+++ b/src/templates/Angebot-10.docx
@@ -6,565 +6,1242 @@
     <w:p>
       <w:pPr>
         <w:pStyle w:val="Normal"/>
-        <w:spacing w:before="171" w:after="0"/>
-        <w:rPr>
-          <w:rFonts w:ascii="Open Sans" w:hAnsi="Open Sans" w:eastAsia="Open Sans" w:cs="Open Sans"/>
-          <w:color w:val="070707"/>
-          <w:sz w:val="17"/>
-          <w:szCs w:val="17"/>
+        <w:spacing w:before="156" w:after="0"/>
+        <w:rPr>
+          <w:rFonts w:ascii="Arial" w:hAnsi="Arial" w:eastAsia="Arial" w:cs="Arial"/>
+          <w:b/>
+          <w:bCs/>
+          <w:color w:val="000000"/>
+          <w:sz w:val="24"/>
+          <w:szCs w:val="24"/>
         </w:rPr>
       </w:pPr>
       <w:r>
-        <w:rPr/>
-        <w:br/>
-      </w:r>
-      <w:r>
-        <w:rPr>
-          <w:rFonts w:eastAsia="Open Sans" w:cs="Open Sans" w:ascii="Open Sans" w:hAnsi="Open Sans"/>
-          <w:color w:val="070707"/>
-          <w:sz w:val="17"/>
-          <w:szCs w:val="17"/>
-        </w:rPr>
-        <w:t>EmC2 Attila Landgrafe, Waldstraße 5, 95032 Hof</w:t>
-      </w:r>
-    </w:p>
-    <w:p>
-      <w:pPr>
-        <w:pStyle w:val="normal1"/>
-        <w:rPr>
-          <w:rFonts w:ascii="Open Sans" w:hAnsi="Open Sans" w:eastAsia="Open Sans" w:cs="Open Sans"/>
-          <w:color w:val="070707"/>
-          <w:sz w:val="17"/>
-          <w:szCs w:val="17"/>
-        </w:rPr>
-      </w:pPr>
-      <w:r>
-        <w:rPr>
-          <w:rFonts w:eastAsia="Open Sans" w:cs="Open Sans" w:ascii="Open Sans" w:hAnsi="Open Sans"/>
-          <w:color w:val="070707"/>
-          <w:sz w:val="17"/>
-          <w:szCs w:val="17"/>
-        </w:rPr>
-      </w:r>
-    </w:p>
-    <w:tbl>
-      <w:tblPr>
-        <w:tblStyle w:val="NormalTable0"/>
-        <w:tblW w:w="10035" w:type="dxa"/>
-        <w:jc w:val="left"/>
-        <w:tblInd w:w="0" w:type="dxa"/>
-        <w:tblLayout w:type="fixed"/>
-        <w:tblCellMar>
-          <w:top w:w="0" w:type="dxa"/>
-          <w:left w:w="10" w:type="dxa"/>
-          <w:bottom w:w="0" w:type="dxa"/>
-          <w:right w:w="10" w:type="dxa"/>
-        </w:tblCellMar>
-        <w:tblLook w:val="04a0" w:noVBand="1" w:noHBand="0" w:lastColumn="0" w:firstColumn="1" w:lastRow="0" w:firstRow="1"/>
-      </w:tblPr>
-      <w:tblGrid>
-        <w:gridCol w:w="4802"/>
-        <w:gridCol w:w="2268"/>
-        <w:gridCol w:w="2965"/>
-      </w:tblGrid>
-      <w:tr>
-        <w:trPr>
-          <w:trHeight w:val="1380" w:hRule="atLeast"/>
-        </w:trPr>
-        <w:tc>
-          <w:tcPr>
-            <w:tcW w:w="4802" w:type="dxa"/>
-            <w:tcBorders>
-              <w:top w:val="single" w:sz="8" w:space="0" w:color="FFFFFF"/>
-              <w:left w:val="single" w:sz="8" w:space="0" w:color="FFFFFF"/>
-              <w:bottom w:val="single" w:sz="8" w:space="0" w:color="FFFFFF"/>
-              <w:right w:val="single" w:sz="8" w:space="0" w:color="FFFFFF"/>
-            </w:tcBorders>
-          </w:tcPr>
-          <w:p>
-            <w:pPr>
-              <w:pStyle w:val="Normal"/>
-              <w:suppressAutoHyphens w:val="true"/>
-              <w:spacing w:lineRule="auto" w:line="278" w:before="0" w:after="0"/>
-              <w:ind w:right="314"/>
-              <w:jc w:val="left"/>
-              <w:rPr>
-                <w:rFonts w:ascii="Open Sans" w:hAnsi="Open Sans"/>
-              </w:rPr>
-            </w:pPr>
-            <w:r>
-              <w:rPr>
-                <w:rFonts w:ascii="Open Sans" w:hAnsi="Open Sans"/>
-              </w:rPr>
-              <w:t>{KundenAnschrift}</w:t>
-            </w:r>
-          </w:p>
-          <w:p>
-            <w:pPr>
-              <w:pStyle w:val="Normal"/>
-              <w:suppressAutoHyphens w:val="true"/>
-              <w:spacing w:lineRule="auto" w:line="278" w:before="0" w:after="0"/>
-              <w:ind w:right="314"/>
-              <w:jc w:val="left"/>
-              <w:rPr>
-                <w:rFonts w:ascii="Open Sans" w:hAnsi="Open Sans" w:eastAsia="Open Sans" w:cs="Open Sans"/>
-                <w:color w:val="1F1F1F"/>
-              </w:rPr>
-            </w:pPr>
-            <w:r>
-              <w:rPr>
-                <w:rFonts w:eastAsia="Open Sans" w:cs="Open Sans" w:ascii="Open Sans" w:hAnsi="Open Sans"/>
-                <w:kern w:val="0"/>
-                <w:sz w:val="22"/>
-                <w:szCs w:val="22"/>
-                <w:lang w:val="pl-PL" w:eastAsia="pl-PL" w:bidi="ar-SA"/>
-              </w:rPr>
-              <w:t>{Adresse}</w:t>
-            </w:r>
-          </w:p>
-          <w:p>
-            <w:pPr>
-              <w:pStyle w:val="normal1"/>
-              <w:suppressAutoHyphens w:val="true"/>
-              <w:spacing w:lineRule="auto" w:line="278" w:before="0" w:after="0"/>
-              <w:ind w:right="314"/>
-              <w:jc w:val="left"/>
-              <w:rPr>
-                <w:rFonts w:ascii="Open Sans" w:hAnsi="Open Sans" w:eastAsia="Open Sans" w:cs="Open Sans"/>
-                <w:color w:val="070707"/>
-                <w:sz w:val="17"/>
-                <w:szCs w:val="17"/>
-              </w:rPr>
-            </w:pPr>
-            <w:r>
-              <w:rPr>
-                <w:rFonts w:eastAsia="Open Sans" w:cs="Open Sans" w:ascii="Open Sans" w:hAnsi="Open Sans"/>
-                <w:kern w:val="0"/>
-                <w:sz w:val="22"/>
-                <w:szCs w:val="22"/>
-                <w:lang w:val="pl-PL" w:eastAsia="pl-PL" w:bidi="ar-SA"/>
-              </w:rPr>
-              <w:t>{PLZ} {Stadt}</w:t>
-            </w:r>
-          </w:p>
-        </w:tc>
-        <w:tc>
-          <w:tcPr>
-            <w:tcW w:w="2268" w:type="dxa"/>
-            <w:tcBorders>
-              <w:top w:val="single" w:sz="8" w:space="0" w:color="FFFFFF"/>
-              <w:left w:val="single" w:sz="8" w:space="0" w:color="FFFFFF"/>
-              <w:bottom w:val="single" w:sz="8" w:space="0" w:color="FFFFFF"/>
-              <w:right w:val="single" w:sz="8" w:space="0" w:color="FFFFFF"/>
-            </w:tcBorders>
-          </w:tcPr>
-          <w:p>
-            <w:pPr>
-              <w:pStyle w:val="Normal"/>
-              <w:suppressAutoHyphens w:val="true"/>
-              <w:spacing w:lineRule="auto" w:line="276" w:before="0" w:after="0"/>
-              <w:ind w:right="127"/>
-              <w:jc w:val="left"/>
-              <w:rPr>
-                <w:rFonts w:ascii="Open Sans" w:hAnsi="Open Sans" w:eastAsia="Open Sans" w:cs="Open Sans"/>
-                <w:sz w:val="21"/>
-                <w:szCs w:val="21"/>
-                <w:lang w:val="de-DE"/>
-              </w:rPr>
-            </w:pPr>
-            <w:r>
-              <w:rPr>
-                <w:rFonts w:eastAsia="Open Sans" w:cs="Open Sans" w:ascii="Open Sans" w:hAnsi="Open Sans"/>
-                <w:color w:val="1F1F1F"/>
-                <w:kern w:val="0"/>
-                <w:sz w:val="21"/>
-                <w:szCs w:val="21"/>
-                <w:lang w:val="de-DE" w:eastAsia="pl-PL" w:bidi="ar-SA"/>
-              </w:rPr>
-              <w:t>Angebotsnummer</w:t>
-            </w:r>
-            <w:r>
-              <w:rPr>
-                <w:rFonts w:eastAsia="Open Sans" w:cs="Open Sans" w:ascii="Open Sans" w:hAnsi="Open Sans"/>
-                <w:kern w:val="0"/>
-                <w:sz w:val="21"/>
-                <w:szCs w:val="21"/>
-                <w:lang w:val="de-DE" w:eastAsia="pl-PL" w:bidi="ar-SA"/>
-              </w:rPr>
-              <w:t xml:space="preserve">        </w:t>
-            </w:r>
-            <w:r>
-              <w:rPr>
-                <w:rFonts w:eastAsia="Open Sans" w:cs="Open Sans" w:ascii="Open Sans" w:hAnsi="Open Sans"/>
-                <w:color w:val="1F1F1F"/>
-                <w:kern w:val="0"/>
-                <w:sz w:val="21"/>
-                <w:szCs w:val="21"/>
-                <w:lang w:val="de-DE" w:eastAsia="pl-PL" w:bidi="ar-SA"/>
-              </w:rPr>
-              <w:t>Datum</w:t>
-            </w:r>
-          </w:p>
-          <w:p>
-            <w:pPr>
-              <w:pStyle w:val="Normal"/>
-              <w:suppressAutoHyphens w:val="true"/>
-              <w:spacing w:lineRule="auto" w:line="276" w:before="0" w:after="0"/>
-              <w:ind w:right="127"/>
-              <w:jc w:val="left"/>
-              <w:rPr>
-                <w:rFonts w:ascii="Open Sans" w:hAnsi="Open Sans" w:eastAsia="Open Sans" w:cs="Open Sans"/>
-                <w:color w:val="1F1F1F"/>
-                <w:sz w:val="21"/>
-                <w:szCs w:val="21"/>
-                <w:lang w:val="de-DE"/>
-              </w:rPr>
-            </w:pPr>
-            <w:r>
-              <w:rPr>
-                <w:rFonts w:eastAsia="Open Sans" w:cs="Open Sans" w:ascii="Open Sans" w:hAnsi="Open Sans"/>
-                <w:color w:val="1F1F1F"/>
-                <w:kern w:val="0"/>
-                <w:sz w:val="21"/>
-                <w:szCs w:val="21"/>
-                <w:lang w:val="de-DE" w:eastAsia="pl-PL" w:bidi="ar-SA"/>
-              </w:rPr>
-              <w:t>Ansprechpartner</w:t>
-            </w:r>
-          </w:p>
-          <w:p>
-            <w:pPr>
-              <w:pStyle w:val="normal1"/>
-              <w:suppressAutoHyphens w:val="true"/>
-              <w:spacing w:lineRule="auto" w:line="276" w:before="0" w:after="0"/>
-              <w:ind w:right="127"/>
-              <w:jc w:val="left"/>
-              <w:rPr>
-                <w:rFonts w:ascii="Open Sans" w:hAnsi="Open Sans" w:eastAsia="Open Sans" w:cs="Open Sans"/>
-                <w:color w:val="070707"/>
-                <w:sz w:val="17"/>
-                <w:szCs w:val="17"/>
-                <w:lang w:val="de-DE"/>
-              </w:rPr>
-            </w:pPr>
-            <w:r>
-              <w:rPr>
-                <w:rFonts w:eastAsia="Open Sans" w:cs="Open Sans" w:ascii="Open Sans" w:hAnsi="Open Sans"/>
-                <w:color w:val="1F1F1F"/>
-                <w:kern w:val="0"/>
-                <w:sz w:val="21"/>
-                <w:szCs w:val="21"/>
-                <w:lang w:val="de-DE" w:eastAsia="pl-PL" w:bidi="ar-SA"/>
-              </w:rPr>
-              <w:t>Telefon</w:t>
-              <w:br/>
-              <w:t>E-Mail</w:t>
-            </w:r>
-          </w:p>
-        </w:tc>
-        <w:tc>
-          <w:tcPr>
-            <w:tcW w:w="2965" w:type="dxa"/>
-            <w:tcBorders>
-              <w:top w:val="single" w:sz="8" w:space="0" w:color="FFFFFF"/>
-              <w:left w:val="single" w:sz="8" w:space="0" w:color="FFFFFF"/>
-              <w:bottom w:val="single" w:sz="8" w:space="0" w:color="FFFFFF"/>
-              <w:right w:val="single" w:sz="8" w:space="0" w:color="FFFFFF"/>
-            </w:tcBorders>
-          </w:tcPr>
-          <w:p>
-            <w:pPr>
-              <w:pStyle w:val="Normal"/>
-              <w:suppressAutoHyphens w:val="true"/>
-              <w:spacing w:lineRule="auto" w:line="276" w:before="0" w:after="0"/>
-              <w:jc w:val="right"/>
-              <w:rPr>
-                <w:rFonts w:ascii="Open Sans" w:hAnsi="Open Sans" w:eastAsia="Open Sans" w:cs="Open Sans"/>
-                <w:lang w:val="de-DE"/>
-              </w:rPr>
-            </w:pPr>
-            <w:r>
-              <w:rPr>
-                <w:rFonts w:eastAsia="Open Sans" w:cs="Open Sans" w:ascii="Open Sans" w:hAnsi="Open Sans"/>
-                <w:kern w:val="0"/>
-                <w:sz w:val="22"/>
-                <w:szCs w:val="22"/>
-                <w:lang w:val="de-DE" w:eastAsia="pl-PL" w:bidi="ar-SA"/>
-              </w:rPr>
-              <w:t>{</w:t>
-            </w:r>
-            <w:r>
-              <w:rPr>
-                <w:rFonts w:eastAsia="Open Sans" w:cs="Open Sans" w:ascii="Open Sans" w:hAnsi="Open Sans"/>
-                <w:color w:val="1F1F1F"/>
-                <w:kern w:val="0"/>
-                <w:sz w:val="21"/>
-                <w:szCs w:val="21"/>
-                <w:lang w:val="de-DE" w:eastAsia="pl-PL" w:bidi="ar-SA"/>
-              </w:rPr>
-              <w:t>Angebotsnummer</w:t>
-            </w:r>
-            <w:r>
-              <w:rPr>
-                <w:rFonts w:eastAsia="Open Sans" w:cs="Open Sans" w:ascii="Open Sans" w:hAnsi="Open Sans"/>
-                <w:kern w:val="0"/>
-                <w:sz w:val="22"/>
-                <w:szCs w:val="22"/>
-                <w:lang w:val="de-DE" w:eastAsia="pl-PL" w:bidi="ar-SA"/>
-              </w:rPr>
-              <w:t>}</w:t>
-            </w:r>
-          </w:p>
-          <w:p>
-            <w:pPr>
-              <w:pStyle w:val="Normal"/>
-              <w:suppressAutoHyphens w:val="true"/>
-              <w:spacing w:lineRule="auto" w:line="276" w:before="0" w:after="0"/>
-              <w:jc w:val="right"/>
-              <w:rPr>
-                <w:rFonts w:ascii="Open Sans" w:hAnsi="Open Sans" w:eastAsia="Open Sans" w:cs="Open Sans"/>
-                <w:color w:val="1F1F1F"/>
-                <w:sz w:val="21"/>
-                <w:szCs w:val="21"/>
-                <w:lang w:val="de-DE"/>
-              </w:rPr>
-            </w:pPr>
-            <w:r>
-              <w:rPr>
-                <w:rFonts w:eastAsia="Open Sans" w:cs="Open Sans" w:ascii="Open Sans" w:hAnsi="Open Sans"/>
-                <w:kern w:val="0"/>
-                <w:sz w:val="22"/>
-                <w:szCs w:val="22"/>
-                <w:lang w:val="de-DE" w:eastAsia="pl-PL" w:bidi="ar-SA"/>
-              </w:rPr>
-              <w:t>{</w:t>
-            </w:r>
-            <w:r>
-              <w:rPr>
-                <w:rFonts w:eastAsia="Open Sans" w:cs="Open Sans" w:ascii="Open Sans" w:hAnsi="Open Sans"/>
-                <w:color w:val="1F1F1F"/>
-                <w:kern w:val="0"/>
-                <w:sz w:val="21"/>
-                <w:szCs w:val="21"/>
-                <w:lang w:val="de-DE" w:eastAsia="pl-PL" w:bidi="ar-SA"/>
-              </w:rPr>
-              <w:t>Datum</w:t>
-            </w:r>
-            <w:r>
-              <w:rPr>
-                <w:rFonts w:eastAsia="Open Sans" w:cs="Open Sans" w:ascii="Open Sans" w:hAnsi="Open Sans"/>
-                <w:kern w:val="0"/>
-                <w:sz w:val="22"/>
-                <w:szCs w:val="22"/>
-                <w:lang w:val="de-DE" w:eastAsia="pl-PL" w:bidi="ar-SA"/>
-              </w:rPr>
-              <w:t>}</w:t>
-            </w:r>
-            <w:r>
-              <w:rPr>
-                <w:rFonts w:eastAsia="Calibri" w:cs="Calibri"/>
-                <w:kern w:val="0"/>
-                <w:sz w:val="22"/>
-                <w:szCs w:val="22"/>
-                <w:lang w:val="de-DE" w:eastAsia="pl-PL" w:bidi="ar-SA"/>
-              </w:rPr>
-              <w:br/>
-            </w:r>
-            <w:r>
-              <w:rPr>
-                <w:rFonts w:eastAsia="Open Sans" w:cs="Open Sans" w:ascii="Open Sans" w:hAnsi="Open Sans"/>
-                <w:kern w:val="0"/>
-                <w:sz w:val="22"/>
-                <w:szCs w:val="22"/>
-                <w:lang w:val="de-DE" w:eastAsia="pl-PL" w:bidi="ar-SA"/>
-              </w:rPr>
-              <w:t>{</w:t>
-            </w:r>
-            <w:r>
-              <w:rPr>
-                <w:rFonts w:eastAsia="Open Sans" w:cs="Open Sans" w:ascii="Open Sans" w:hAnsi="Open Sans"/>
-                <w:color w:val="1F1F1F"/>
-                <w:kern w:val="0"/>
-                <w:sz w:val="21"/>
-                <w:szCs w:val="21"/>
-                <w:lang w:val="de-DE" w:eastAsia="pl-PL" w:bidi="ar-SA"/>
-              </w:rPr>
-              <w:t>Ansprechpartner</w:t>
-            </w:r>
-            <w:r>
-              <w:rPr>
-                <w:rFonts w:eastAsia="Open Sans" w:cs="Open Sans" w:ascii="Open Sans" w:hAnsi="Open Sans"/>
-                <w:kern w:val="0"/>
-                <w:sz w:val="22"/>
-                <w:szCs w:val="22"/>
-                <w:lang w:val="de-DE" w:eastAsia="pl-PL" w:bidi="ar-SA"/>
-              </w:rPr>
-              <w:t>}</w:t>
-            </w:r>
-            <w:r>
-              <w:rPr>
-                <w:rFonts w:eastAsia="Calibri" w:cs="Calibri"/>
-                <w:kern w:val="0"/>
-                <w:sz w:val="22"/>
-                <w:szCs w:val="22"/>
-                <w:lang w:val="de-DE" w:eastAsia="pl-PL" w:bidi="ar-SA"/>
-              </w:rPr>
-              <w:br/>
-            </w:r>
-            <w:r>
-              <w:rPr>
-                <w:rFonts w:eastAsia="Open Sans" w:cs="Open Sans" w:ascii="Open Sans" w:hAnsi="Open Sans"/>
-                <w:color w:val="1F1F1F"/>
-                <w:kern w:val="0"/>
-                <w:sz w:val="21"/>
-                <w:szCs w:val="21"/>
-                <w:lang w:val="de-DE" w:eastAsia="pl-PL" w:bidi="ar-SA"/>
-              </w:rPr>
-              <w:t xml:space="preserve">          09281 5915900</w:t>
-            </w:r>
-          </w:p>
-          <w:p>
-            <w:pPr>
-              <w:pStyle w:val="normal1"/>
-              <w:suppressAutoHyphens w:val="true"/>
-              <w:spacing w:lineRule="auto" w:line="276" w:before="0" w:after="0"/>
-              <w:jc w:val="right"/>
-              <w:rPr>
-                <w:rFonts w:ascii="Open Sans" w:hAnsi="Open Sans" w:eastAsia="Open Sans" w:cs="Open Sans"/>
-                <w:color w:val="070707"/>
-                <w:sz w:val="17"/>
-                <w:szCs w:val="17"/>
-                <w:lang w:val="de-DE"/>
-              </w:rPr>
-            </w:pPr>
-            <w:r>
-              <w:rPr>
-                <w:rFonts w:eastAsia="Open Sans" w:cs="Open Sans" w:ascii="Open Sans" w:hAnsi="Open Sans"/>
-                <w:color w:val="1F1F1F"/>
-                <w:kern w:val="0"/>
-                <w:sz w:val="21"/>
-                <w:szCs w:val="21"/>
-                <w:lang w:val="de-DE" w:eastAsia="pl-PL" w:bidi="ar-SA"/>
-              </w:rPr>
-              <w:t>service@e-m-c-2.de</w:t>
-            </w:r>
-          </w:p>
-        </w:tc>
-      </w:tr>
-      <w:tr>
-        <w:trPr>
-          <w:trHeight w:val="370" w:hRule="atLeast"/>
-        </w:trPr>
-        <w:tc>
-          <w:tcPr>
-            <w:tcW w:w="4802" w:type="dxa"/>
-            <w:tcBorders>
-              <w:top w:val="single" w:sz="8" w:space="0" w:color="FFFFFF"/>
-              <w:left w:val="single" w:sz="8" w:space="0" w:color="FFFFFF"/>
-              <w:bottom w:val="single" w:sz="8" w:space="0" w:color="FFFFFF"/>
-              <w:right w:val="single" w:sz="8" w:space="0" w:color="FFFFFF"/>
-            </w:tcBorders>
-          </w:tcPr>
-          <w:p>
-            <w:pPr>
-              <w:pStyle w:val="normal1"/>
-              <w:suppressAutoHyphens w:val="true"/>
-              <w:spacing w:before="0" w:after="0"/>
-              <w:jc w:val="left"/>
-              <w:rPr>
-                <w:rFonts w:ascii="Open Sans" w:hAnsi="Open Sans" w:eastAsia="Open Sans" w:cs="Open Sans"/>
-                <w:color w:val="070707"/>
-                <w:sz w:val="17"/>
-                <w:szCs w:val="17"/>
-                <w:lang w:val="de-DE"/>
-              </w:rPr>
-            </w:pPr>
-            <w:r>
-              <w:rPr>
-                <w:rFonts w:eastAsia="Open Sans" w:cs="Open Sans" w:ascii="Open Sans" w:hAnsi="Open Sans"/>
-                <w:color w:val="070707"/>
-                <w:sz w:val="17"/>
-                <w:szCs w:val="17"/>
-                <w:lang w:val="de-DE"/>
-              </w:rPr>
-            </w:r>
-          </w:p>
-        </w:tc>
-        <w:tc>
-          <w:tcPr>
-            <w:tcW w:w="5233" w:type="dxa"/>
-            <w:gridSpan w:val="2"/>
-            <w:tcBorders>
-              <w:top w:val="single" w:sz="8" w:space="0" w:color="FFFFFF"/>
-              <w:left w:val="single" w:sz="8" w:space="0" w:color="FFFFFF"/>
-              <w:bottom w:val="single" w:sz="8" w:space="0" w:color="FFFFFF"/>
-              <w:right w:val="single" w:sz="8" w:space="0" w:color="FFFFFF"/>
-            </w:tcBorders>
-          </w:tcPr>
-          <w:p>
-            <w:pPr>
-              <w:pStyle w:val="Normal"/>
-              <w:suppressAutoHyphens w:val="true"/>
-              <w:spacing w:before="0" w:after="0"/>
-              <w:ind w:right="127"/>
-              <w:jc w:val="left"/>
-              <w:rPr>
-                <w:rFonts w:ascii="Open Sans" w:hAnsi="Open Sans" w:eastAsia="Open Sans" w:cs="Open Sans"/>
-                <w:color w:val="070707"/>
-                <w:sz w:val="17"/>
-                <w:szCs w:val="17"/>
-              </w:rPr>
-            </w:pPr>
-            <w:r>
-              <w:rPr>
-                <w:rFonts w:eastAsia="Open Sans" w:cs="Open Sans" w:ascii="Open Sans" w:hAnsi="Open Sans"/>
-                <w:b/>
-                <w:bCs/>
-                <w:color w:val="1F1F1F"/>
-                <w:kern w:val="0"/>
-                <w:sz w:val="21"/>
-                <w:szCs w:val="21"/>
-                <w:lang w:val="pl-PL" w:eastAsia="pl-PL" w:bidi="ar-SA"/>
-              </w:rPr>
-              <w:t>Referenz</w:t>
-            </w:r>
-            <w:r>
-              <w:rPr>
-                <w:rFonts w:eastAsia="Calibri" w:cs="Calibri"/>
-                <w:kern w:val="0"/>
-                <w:sz w:val="22"/>
-                <w:szCs w:val="22"/>
-                <w:lang w:val="pl-PL" w:eastAsia="pl-PL" w:bidi="ar-SA"/>
-              </w:rPr>
-              <w:br/>
-            </w:r>
-            <w:r>
-              <w:rPr>
-                <w:rFonts w:eastAsia="Open Sans" w:cs="Open Sans" w:ascii="Open Sans" w:hAnsi="Open Sans"/>
-                <w:kern w:val="0"/>
-                <w:sz w:val="22"/>
-                <w:szCs w:val="22"/>
-                <w:lang w:val="pl-PL" w:eastAsia="pl-PL" w:bidi="ar-SA"/>
-              </w:rPr>
-              <w:t>{Kundennummer}</w:t>
-            </w:r>
-          </w:p>
-        </w:tc>
-      </w:tr>
-    </w:tbl>
-    <w:p>
-      <w:pPr>
-        <w:pStyle w:val="normal1"/>
-        <w:rPr>
-          <w:rFonts w:ascii="Open Sans" w:hAnsi="Open Sans" w:eastAsia="Open Sans" w:cs="Open Sans"/>
+        <w:rPr>
+          <w:rFonts w:eastAsia="Arial" w:cs="Arial" w:ascii="Arial" w:hAnsi="Arial"/>
+          <w:b/>
+          <w:bCs/>
           <w:color w:val="000000"/>
-        </w:rPr>
-      </w:pPr>
-      <w:r>
-        <w:rPr>
-          <w:rFonts w:eastAsia="Open Sans" w:cs="Open Sans" w:ascii="Open Sans" w:hAnsi="Open Sans"/>
-          <w:color w:val="000000"/>
-        </w:rPr>
+          <w:sz w:val="24"/>
+          <w:szCs w:val="24"/>
+        </w:rPr>
+        <mc:AlternateContent>
+          <mc:Choice Requires="wps">
+            <w:drawing>
+              <wp:anchor behindDoc="0" distT="72390" distB="72390" distL="71755" distR="72390" simplePos="0" locked="0" layoutInCell="0" allowOverlap="1" relativeHeight="5">
+                <wp:simplePos x="0" y="0"/>
+                <wp:positionH relativeFrom="page">
+                  <wp:posOffset>720090</wp:posOffset>
+                </wp:positionH>
+                <wp:positionV relativeFrom="page">
+                  <wp:posOffset>1475740</wp:posOffset>
+                </wp:positionV>
+                <wp:extent cx="6332855" cy="2288540"/>
+                <wp:effectExtent l="0" t="0" r="0" b="0"/>
+                <wp:wrapSquare wrapText="bothSides"/>
+                <wp:docPr id="1" name="Frame1"/>
+                <a:graphic xmlns:a="http://schemas.openxmlformats.org/drawingml/2006/main">
+                  <a:graphicData uri="http://schemas.microsoft.com/office/word/2010/wordprocessingShape">
+                    <wps:wsp>
+                      <wps:cNvSpPr/>
+                      <wps:spPr>
+                        <a:xfrm>
+                          <a:off x="0" y="0"/>
+                          <a:ext cx="6332760" cy="2288520"/>
+                        </a:xfrm>
+                        <a:prstGeom prst="rect">
+                          <a:avLst/>
+                        </a:prstGeom>
+                        <a:solidFill>
+                          <a:srgbClr val="ffffff"/>
+                        </a:solidFill>
+                        <a:ln w="0">
+                          <a:noFill/>
+                        </a:ln>
+                      </wps:spPr>
+                      <wps:style>
+                        <a:lnRef idx="0"/>
+                        <a:fillRef idx="0"/>
+                        <a:effectRef idx="0"/>
+                        <a:fontRef idx="minor"/>
+                      </wps:style>
+                      <wps:txbx>
+                        <w:txbxContent>
+                          <w:p>
+                            <w:pPr>
+                              <w:pStyle w:val="Normal"/>
+                              <w:widowControl w:val="false"/>
+                              <w:suppressAutoHyphens w:val="true"/>
+                              <w:bidi w:val="0"/>
+                              <w:spacing w:before="170" w:after="170"/>
+                              <w:ind w:hanging="0" w:left="0" w:right="5216"/>
+                              <w:jc w:val="left"/>
+                              <w:rPr>
+                                <w:rFonts w:ascii="Open Sans" w:hAnsi="Open Sans" w:eastAsia="Open Sans" w:cs="Open Sans"/>
+                                <w:color w:val="070707"/>
+                                <w:sz w:val="17"/>
+                                <w:szCs w:val="17"/>
+                              </w:rPr>
+                            </w:pPr>
+                            <w:r>
+                              <w:rPr>
+                                <w:rFonts w:eastAsia="Open Sans" w:cs="Open Sans" w:ascii="Open Sans" w:hAnsi="Open Sans"/>
+                                <w:color w:val="070707"/>
+                                <w:sz w:val="17"/>
+                                <w:szCs w:val="17"/>
+                              </w:rPr>
+                              <w:t>EmC2 Attila Landgrafe, Waldstraße 5, 95032 Hof</w:t>
+                            </w:r>
+                          </w:p>
+                          <w:p>
+                            <w:pPr>
+                              <w:pStyle w:val="Normal"/>
+                              <w:widowControl w:val="false"/>
+                              <w:suppressAutoHyphens w:val="true"/>
+                              <w:bidi w:val="0"/>
+                              <w:spacing w:before="170" w:after="170"/>
+                              <w:ind w:hanging="0" w:left="0" w:right="5216"/>
+                              <w:jc w:val="left"/>
+                              <w:rPr>
+                                <w:rFonts w:ascii="Open Sans" w:hAnsi="Open Sans" w:eastAsia="Open Sans" w:cs="Open Sans"/>
+                                <w:color w:val="070707"/>
+                                <w:sz w:val="17"/>
+                                <w:szCs w:val="17"/>
+                              </w:rPr>
+                            </w:pPr>
+                            <w:r>
+                              <w:rPr>
+                                <w:rFonts w:eastAsia="Open Sans" w:cs="Open Sans" w:ascii="Open Sans" w:hAnsi="Open Sans"/>
+                                <w:color w:val="070707"/>
+                                <w:sz w:val="17"/>
+                                <w:szCs w:val="17"/>
+                              </w:rPr>
+                            </w:r>
+                          </w:p>
+                          <w:tbl>
+                            <w:tblPr>
+                              <w:tblStyle w:val="NormalTable0"/>
+                              <w:tblW w:w="10035" w:type="dxa"/>
+                              <w:jc w:val="left"/>
+                              <w:tblInd w:w="0" w:type="dxa"/>
+                              <w:tblLayout w:type="fixed"/>
+                              <w:tblCellMar>
+                                <w:top w:w="0" w:type="dxa"/>
+                                <w:left w:w="10" w:type="dxa"/>
+                                <w:bottom w:w="0" w:type="dxa"/>
+                                <w:right w:w="10" w:type="dxa"/>
+                              </w:tblCellMar>
+                              <w:tblLook w:val="04a0" w:noVBand="1" w:noHBand="0" w:lastColumn="0" w:firstColumn="1" w:lastRow="0" w:firstRow="1"/>
+                            </w:tblPr>
+                            <w:tblGrid>
+                              <w:gridCol w:w="4798"/>
+                              <w:gridCol w:w="2402"/>
+                              <w:gridCol w:w="2835"/>
+                            </w:tblGrid>
+                            <w:tr>
+                              <w:trPr>
+                                <w:trHeight w:val="1380" w:hRule="atLeast"/>
+                              </w:trPr>
+                              <w:tc>
+                                <w:tcPr>
+                                  <w:tcW w:w="4798" w:type="dxa"/>
+                                  <w:tcBorders>
+                                    <w:top w:val="single" w:sz="8" w:space="0" w:color="FFFFFF"/>
+                                    <w:left w:val="single" w:sz="8" w:space="0" w:color="FFFFFF"/>
+                                    <w:bottom w:val="single" w:sz="8" w:space="0" w:color="FFFFFF"/>
+                                    <w:right w:val="single" w:sz="8" w:space="0" w:color="FFFFFF"/>
+                                  </w:tcBorders>
+                                </w:tcPr>
+                                <w:p>
+                                  <w:pPr>
+                                    <w:pStyle w:val="Normal"/>
+                                    <w:suppressAutoHyphens w:val="true"/>
+                                    <w:spacing w:lineRule="auto" w:line="278" w:before="0" w:after="0"/>
+                                    <w:ind w:right="314"/>
+                                    <w:jc w:val="left"/>
+                                    <w:rPr>
+                                      <w:rFonts w:ascii="Open Sans" w:hAnsi="Open Sans" w:eastAsia="Open Sans" w:cs="Open Sans"/>
+                                    </w:rPr>
+                                  </w:pPr>
+                                  <w:r>
+                                    <w:rPr>
+                                      <w:rFonts w:eastAsia="Open Sans" w:cs="Open Sans" w:ascii="Open Sans" w:hAnsi="Open Sans"/>
+                                      <w:kern w:val="0"/>
+                                      <w:sz w:val="22"/>
+                                      <w:szCs w:val="22"/>
+                                      <w:lang w:val="pl-PL" w:eastAsia="pl-PL" w:bidi="ar-SA"/>
+                                    </w:rPr>
+                                    <w:t>{Anrede}</w:t>
+                                  </w:r>
+                                </w:p>
+                                <w:p>
+                                  <w:pPr>
+                                    <w:pStyle w:val="Normal"/>
+                                    <w:suppressAutoHyphens w:val="true"/>
+                                    <w:spacing w:lineRule="auto" w:line="278" w:before="0" w:after="0"/>
+                                    <w:ind w:right="314"/>
+                                    <w:jc w:val="left"/>
+                                    <w:rPr>
+                                      <w:rFonts w:ascii="Open Sans" w:hAnsi="Open Sans" w:eastAsia="Open Sans" w:cs="Open Sans"/>
+                                      <w:color w:val="1F1F1F"/>
+                                    </w:rPr>
+                                  </w:pPr>
+                                  <w:r>
+                                    <w:rPr>
+                                      <w:rFonts w:eastAsia="Open Sans" w:cs="Open Sans" w:ascii="Open Sans" w:hAnsi="Open Sans"/>
+                                      <w:kern w:val="0"/>
+                                      <w:sz w:val="22"/>
+                                      <w:szCs w:val="22"/>
+                                      <w:lang w:val="pl-PL" w:eastAsia="pl-PL" w:bidi="ar-SA"/>
+                                    </w:rPr>
+                                    <w:t>{Vorname} {Nachname}</w:t>
+                                  </w:r>
+                                </w:p>
+                                <w:p>
+                                  <w:pPr>
+                                    <w:pStyle w:val="Normal"/>
+                                    <w:suppressAutoHyphens w:val="true"/>
+                                    <w:spacing w:lineRule="auto" w:line="278" w:before="0" w:after="0"/>
+                                    <w:ind w:right="314"/>
+                                    <w:jc w:val="left"/>
+                                    <w:rPr>
+                                      <w:rFonts w:ascii="Open Sans" w:hAnsi="Open Sans" w:eastAsia="Open Sans" w:cs="Open Sans"/>
+                                      <w:color w:val="1F1F1F"/>
+                                    </w:rPr>
+                                  </w:pPr>
+                                  <w:r>
+                                    <w:rPr>
+                                      <w:rFonts w:eastAsia="Open Sans" w:cs="Open Sans" w:ascii="Open Sans" w:hAnsi="Open Sans"/>
+                                      <w:kern w:val="0"/>
+                                      <w:sz w:val="22"/>
+                                      <w:szCs w:val="22"/>
+                                      <w:lang w:val="pl-PL" w:eastAsia="pl-PL" w:bidi="ar-SA"/>
+                                    </w:rPr>
+                                    <w:t>{Adresse}</w:t>
+                                  </w:r>
+                                </w:p>
+                                <w:p>
+                                  <w:pPr>
+                                    <w:pStyle w:val="normal1"/>
+                                    <w:suppressAutoHyphens w:val="true"/>
+                                    <w:spacing w:lineRule="auto" w:line="278" w:before="0" w:after="0"/>
+                                    <w:ind w:right="314"/>
+                                    <w:jc w:val="left"/>
+                                    <w:rPr>
+                                      <w:rFonts w:ascii="Open Sans" w:hAnsi="Open Sans" w:eastAsia="Open Sans" w:cs="Open Sans"/>
+                                      <w:color w:val="070707"/>
+                                      <w:sz w:val="17"/>
+                                      <w:szCs w:val="17"/>
+                                    </w:rPr>
+                                  </w:pPr>
+                                  <w:r>
+                                    <w:rPr>
+                                      <w:rFonts w:eastAsia="Open Sans" w:cs="Open Sans" w:ascii="Open Sans" w:hAnsi="Open Sans"/>
+                                      <w:kern w:val="0"/>
+                                      <w:sz w:val="22"/>
+                                      <w:szCs w:val="22"/>
+                                      <w:lang w:val="pl-PL" w:eastAsia="pl-PL" w:bidi="ar-SA"/>
+                                    </w:rPr>
+                                    <w:t>{PLZ} {Stadt}</w:t>
+                                  </w:r>
+                                </w:p>
+                              </w:tc>
+                              <w:tc>
+                                <w:tcPr>
+                                  <w:tcW w:w="2402" w:type="dxa"/>
+                                  <w:tcBorders>
+                                    <w:top w:val="single" w:sz="8" w:space="0" w:color="FFFFFF"/>
+                                    <w:left w:val="single" w:sz="8" w:space="0" w:color="FFFFFF"/>
+                                    <w:bottom w:val="single" w:sz="8" w:space="0" w:color="FFFFFF"/>
+                                    <w:right w:val="single" w:sz="8" w:space="0" w:color="FFFFFF"/>
+                                  </w:tcBorders>
+                                </w:tcPr>
+                                <w:p>
+                                  <w:pPr>
+                                    <w:pStyle w:val="Normal"/>
+                                    <w:suppressAutoHyphens w:val="true"/>
+                                    <w:spacing w:lineRule="auto" w:line="276" w:before="0" w:after="0"/>
+                                    <w:ind w:right="127"/>
+                                    <w:jc w:val="left"/>
+                                    <w:rPr>
+                                      <w:rFonts w:ascii="Open Sans" w:hAnsi="Open Sans" w:eastAsia="Open Sans" w:cs="Open Sans"/>
+                                      <w:sz w:val="21"/>
+                                      <w:szCs w:val="21"/>
+                                      <w:lang w:val="de-DE"/>
+                                    </w:rPr>
+                                  </w:pPr>
+                                  <w:r>
+                                    <w:rPr>
+                                      <w:rFonts w:eastAsia="Open Sans" w:cs="Open Sans" w:ascii="Open Sans" w:hAnsi="Open Sans"/>
+                                      <w:color w:val="1F1F1F"/>
+                                      <w:kern w:val="0"/>
+                                      <w:sz w:val="21"/>
+                                      <w:szCs w:val="21"/>
+                                      <w:lang w:val="de-DE" w:eastAsia="pl-PL" w:bidi="ar-SA"/>
+                                    </w:rPr>
+                                    <w:t>Angebotsnummer</w:t>
+                                  </w:r>
+                                  <w:r>
+                                    <w:rPr>
+                                      <w:rFonts w:eastAsia="Open Sans" w:cs="Open Sans" w:ascii="Open Sans" w:hAnsi="Open Sans"/>
+                                      <w:kern w:val="0"/>
+                                      <w:sz w:val="21"/>
+                                      <w:szCs w:val="21"/>
+                                      <w:lang w:val="de-DE" w:eastAsia="pl-PL" w:bidi="ar-SA"/>
+                                    </w:rPr>
+                                    <w:t xml:space="preserve">        </w:t>
+                                  </w:r>
+                                  <w:r>
+                                    <w:rPr>
+                                      <w:rFonts w:eastAsia="Open Sans" w:cs="Open Sans" w:ascii="Open Sans" w:hAnsi="Open Sans"/>
+                                      <w:color w:val="1F1F1F"/>
+                                      <w:kern w:val="0"/>
+                                      <w:sz w:val="21"/>
+                                      <w:szCs w:val="21"/>
+                                      <w:lang w:val="de-DE" w:eastAsia="pl-PL" w:bidi="ar-SA"/>
+                                    </w:rPr>
+                                    <w:t>Datum</w:t>
+                                  </w:r>
+                                </w:p>
+                                <w:p>
+                                  <w:pPr>
+                                    <w:pStyle w:val="Normal"/>
+                                    <w:suppressAutoHyphens w:val="true"/>
+                                    <w:spacing w:lineRule="auto" w:line="276" w:before="0" w:after="0"/>
+                                    <w:ind w:right="127"/>
+                                    <w:jc w:val="left"/>
+                                    <w:rPr>
+                                      <w:rFonts w:ascii="Open Sans" w:hAnsi="Open Sans" w:eastAsia="Open Sans" w:cs="Open Sans"/>
+                                      <w:color w:val="1F1F1F"/>
+                                      <w:sz w:val="21"/>
+                                      <w:szCs w:val="21"/>
+                                      <w:lang w:val="de-DE"/>
+                                    </w:rPr>
+                                  </w:pPr>
+                                  <w:r>
+                                    <w:rPr>
+                                      <w:rFonts w:eastAsia="Open Sans" w:cs="Open Sans" w:ascii="Open Sans" w:hAnsi="Open Sans"/>
+                                      <w:color w:val="1F1F1F"/>
+                                      <w:kern w:val="0"/>
+                                      <w:sz w:val="21"/>
+                                      <w:szCs w:val="21"/>
+                                      <w:lang w:val="de-DE" w:eastAsia="pl-PL" w:bidi="ar-SA"/>
+                                    </w:rPr>
+                                    <w:t>Ansprechpartner</w:t>
+                                  </w:r>
+                                </w:p>
+                                <w:p>
+                                  <w:pPr>
+                                    <w:pStyle w:val="normal1"/>
+                                    <w:suppressAutoHyphens w:val="true"/>
+                                    <w:spacing w:lineRule="auto" w:line="276" w:before="0" w:after="0"/>
+                                    <w:ind w:right="127"/>
+                                    <w:jc w:val="left"/>
+                                    <w:rPr>
+                                      <w:rFonts w:ascii="Open Sans" w:hAnsi="Open Sans" w:eastAsia="Open Sans" w:cs="Open Sans"/>
+                                      <w:color w:val="070707"/>
+                                      <w:sz w:val="17"/>
+                                      <w:szCs w:val="17"/>
+                                      <w:lang w:val="de-DE"/>
+                                    </w:rPr>
+                                  </w:pPr>
+                                  <w:r>
+                                    <w:rPr>
+                                      <w:rFonts w:eastAsia="Open Sans" w:cs="Open Sans" w:ascii="Open Sans" w:hAnsi="Open Sans"/>
+                                      <w:color w:val="1F1F1F"/>
+                                      <w:kern w:val="0"/>
+                                      <w:sz w:val="21"/>
+                                      <w:szCs w:val="21"/>
+                                      <w:lang w:val="de-DE" w:eastAsia="pl-PL" w:bidi="ar-SA"/>
+                                    </w:rPr>
+                                    <w:t>Telefon</w:t>
+                                    <w:br/>
+                                    <w:t>E-Mail</w:t>
+                                  </w:r>
+                                </w:p>
+                                <w:p>
+                                  <w:pPr>
+                                    <w:pStyle w:val="Normal"/>
+                                    <w:suppressAutoHyphens w:val="true"/>
+                                    <w:spacing w:before="0" w:after="0"/>
+                                    <w:ind w:right="127"/>
+                                    <w:jc w:val="left"/>
+                                    <w:rPr>
+                                      <w:rFonts w:ascii="Open Sans" w:hAnsi="Open Sans"/>
+                                      <w:b w:val="false"/>
+                                      <w:bCs w:val="false"/>
+                                      <w:sz w:val="21"/>
+                                      <w:szCs w:val="21"/>
+                                    </w:rPr>
+                                  </w:pPr>
+                                  <w:r>
+                                    <w:rPr>
+                                      <w:rFonts w:ascii="Open Sans" w:hAnsi="Open Sans"/>
+                                      <w:b w:val="false"/>
+                                      <w:bCs w:val="false"/>
+                                      <w:sz w:val="21"/>
+                                      <w:szCs w:val="21"/>
+                                      <w:lang w:val="pl-PL"/>
+                                    </w:rPr>
+                                    <w:t>Referenz</w:t>
+                                  </w:r>
+                                </w:p>
+                                <w:p>
+                                  <w:pPr>
+                                    <w:pStyle w:val="normal1"/>
+                                    <w:suppressAutoHyphens w:val="true"/>
+                                    <w:spacing w:lineRule="auto" w:line="276" w:before="0" w:after="0"/>
+                                    <w:ind w:right="127"/>
+                                    <w:jc w:val="left"/>
+                                    <w:rPr>
+                                      <w:rFonts w:ascii="Open Sans" w:hAnsi="Open Sans" w:eastAsia="Open Sans" w:cs="Open Sans"/>
+                                      <w:color w:val="070707"/>
+                                      <w:sz w:val="17"/>
+                                      <w:szCs w:val="17"/>
+                                      <w:lang w:val="de-DE"/>
+                                    </w:rPr>
+                                  </w:pPr>
+                                  <w:r>
+                                    <w:rPr>
+                                      <w:rFonts w:eastAsia="Open Sans" w:cs="Open Sans" w:ascii="Open Sans" w:hAnsi="Open Sans"/>
+                                      <w:color w:val="070707"/>
+                                      <w:sz w:val="17"/>
+                                      <w:szCs w:val="17"/>
+                                      <w:lang w:val="de-DE"/>
+                                    </w:rPr>
+                                  </w:r>
+                                </w:p>
+                              </w:tc>
+                              <w:tc>
+                                <w:tcPr>
+                                  <w:tcW w:w="2835" w:type="dxa"/>
+                                  <w:tcBorders>
+                                    <w:top w:val="single" w:sz="8" w:space="0" w:color="FFFFFF"/>
+                                    <w:left w:val="single" w:sz="8" w:space="0" w:color="FFFFFF"/>
+                                    <w:bottom w:val="single" w:sz="8" w:space="0" w:color="FFFFFF"/>
+                                    <w:right w:val="single" w:sz="8" w:space="0" w:color="FFFFFF"/>
+                                  </w:tcBorders>
+                                </w:tcPr>
+                                <w:p>
+                                  <w:pPr>
+                                    <w:pStyle w:val="Normal"/>
+                                    <w:widowControl w:val="false"/>
+                                    <w:suppressAutoHyphens w:val="true"/>
+                                    <w:bidi w:val="0"/>
+                                    <w:spacing w:lineRule="auto" w:line="276" w:before="0" w:after="0"/>
+                                    <w:ind w:hanging="0" w:left="0" w:right="227"/>
+                                    <w:jc w:val="right"/>
+                                    <w:rPr/>
+                                  </w:pPr>
+                                  <w:r>
+                                    <w:rPr>
+                                      <w:rFonts w:eastAsia="Open Sans" w:cs="Open Sans" w:ascii="Open Sans" w:hAnsi="Open Sans"/>
+                                      <w:kern w:val="0"/>
+                                      <w:sz w:val="22"/>
+                                      <w:szCs w:val="22"/>
+                                      <w:lang w:val="de-DE" w:eastAsia="pl-PL" w:bidi="ar-SA"/>
+                                    </w:rPr>
+                                    <w:t>{</w:t>
+                                  </w:r>
+                                  <w:r>
+                                    <w:rPr>
+                                      <w:rFonts w:eastAsia="Open Sans" w:cs="Open Sans" w:ascii="Open Sans" w:hAnsi="Open Sans"/>
+                                      <w:color w:val="1F1F1F"/>
+                                      <w:kern w:val="0"/>
+                                      <w:sz w:val="21"/>
+                                      <w:szCs w:val="21"/>
+                                      <w:lang w:val="de-DE" w:eastAsia="pl-PL" w:bidi="ar-SA"/>
+                                    </w:rPr>
+                                    <w:t>Angebotsnummer</w:t>
+                                  </w:r>
+                                  <w:r>
+                                    <w:rPr>
+                                      <w:rFonts w:eastAsia="Open Sans" w:cs="Open Sans" w:ascii="Open Sans" w:hAnsi="Open Sans"/>
+                                      <w:kern w:val="0"/>
+                                      <w:sz w:val="22"/>
+                                      <w:szCs w:val="22"/>
+                                      <w:lang w:val="de-DE" w:eastAsia="pl-PL" w:bidi="ar-SA"/>
+                                    </w:rPr>
+                                    <w:t>}</w:t>
+                                  </w:r>
+                                </w:p>
+                                <w:p>
+                                  <w:pPr>
+                                    <w:pStyle w:val="Normal"/>
+                                    <w:widowControl w:val="false"/>
+                                    <w:suppressAutoHyphens w:val="true"/>
+                                    <w:bidi w:val="0"/>
+                                    <w:spacing w:lineRule="auto" w:line="276" w:before="0" w:after="0"/>
+                                    <w:ind w:hanging="0" w:left="0" w:right="227"/>
+                                    <w:jc w:val="right"/>
+                                    <w:rPr/>
+                                  </w:pPr>
+                                  <w:r>
+                                    <w:rPr>
+                                      <w:rFonts w:eastAsia="Open Sans" w:cs="Open Sans" w:ascii="Open Sans" w:hAnsi="Open Sans"/>
+                                      <w:kern w:val="0"/>
+                                      <w:sz w:val="22"/>
+                                      <w:szCs w:val="22"/>
+                                      <w:lang w:val="de-DE" w:eastAsia="pl-PL" w:bidi="ar-SA"/>
+                                    </w:rPr>
+                                    <w:t>{</w:t>
+                                  </w:r>
+                                  <w:r>
+                                    <w:rPr>
+                                      <w:rFonts w:eastAsia="Open Sans" w:cs="Open Sans" w:ascii="Open Sans" w:hAnsi="Open Sans"/>
+                                      <w:color w:val="1F1F1F"/>
+                                      <w:kern w:val="0"/>
+                                      <w:sz w:val="21"/>
+                                      <w:szCs w:val="21"/>
+                                      <w:lang w:val="de-DE" w:eastAsia="pl-PL" w:bidi="ar-SA"/>
+                                    </w:rPr>
+                                    <w:t>Datum</w:t>
+                                  </w:r>
+                                  <w:r>
+                                    <w:rPr>
+                                      <w:rFonts w:eastAsia="Open Sans" w:cs="Open Sans" w:ascii="Open Sans" w:hAnsi="Open Sans"/>
+                                      <w:kern w:val="0"/>
+                                      <w:sz w:val="22"/>
+                                      <w:szCs w:val="22"/>
+                                      <w:lang w:val="de-DE" w:eastAsia="pl-PL" w:bidi="ar-SA"/>
+                                    </w:rPr>
+                                    <w:t>}</w:t>
+                                  </w:r>
+                                  <w:r>
+                                    <w:rPr>
+                                      <w:rFonts w:eastAsia="Calibri" w:cs="Calibri"/>
+                                      <w:kern w:val="0"/>
+                                      <w:sz w:val="22"/>
+                                      <w:szCs w:val="22"/>
+                                      <w:lang w:val="de-DE" w:eastAsia="pl-PL" w:bidi="ar-SA"/>
+                                    </w:rPr>
+                                    <w:br/>
+                                  </w:r>
+                                  <w:r>
+                                    <w:rPr>
+                                      <w:rFonts w:eastAsia="Open Sans" w:cs="Open Sans" w:ascii="Open Sans" w:hAnsi="Open Sans"/>
+                                      <w:kern w:val="0"/>
+                                      <w:sz w:val="22"/>
+                                      <w:szCs w:val="22"/>
+                                      <w:lang w:val="de-DE" w:eastAsia="pl-PL" w:bidi="ar-SA"/>
+                                    </w:rPr>
+                                    <w:t>{</w:t>
+                                  </w:r>
+                                  <w:r>
+                                    <w:rPr>
+                                      <w:rFonts w:eastAsia="Open Sans" w:cs="Open Sans" w:ascii="Open Sans" w:hAnsi="Open Sans"/>
+                                      <w:color w:val="1F1F1F"/>
+                                      <w:kern w:val="0"/>
+                                      <w:sz w:val="21"/>
+                                      <w:szCs w:val="21"/>
+                                      <w:lang w:val="de-DE" w:eastAsia="pl-PL" w:bidi="ar-SA"/>
+                                    </w:rPr>
+                                    <w:t>Ansprechpartner</w:t>
+                                  </w:r>
+                                  <w:r>
+                                    <w:rPr>
+                                      <w:rFonts w:eastAsia="Open Sans" w:cs="Open Sans" w:ascii="Open Sans" w:hAnsi="Open Sans"/>
+                                      <w:kern w:val="0"/>
+                                      <w:sz w:val="22"/>
+                                      <w:szCs w:val="22"/>
+                                      <w:lang w:val="de-DE" w:eastAsia="pl-PL" w:bidi="ar-SA"/>
+                                    </w:rPr>
+                                    <w:t>}</w:t>
+                                  </w:r>
+                                  <w:r>
+                                    <w:rPr>
+                                      <w:rFonts w:eastAsia="Calibri" w:cs="Calibri"/>
+                                      <w:kern w:val="0"/>
+                                      <w:sz w:val="22"/>
+                                      <w:szCs w:val="22"/>
+                                      <w:lang w:val="de-DE" w:eastAsia="pl-PL" w:bidi="ar-SA"/>
+                                    </w:rPr>
+                                    <w:br/>
+                                  </w:r>
+                                  <w:r>
+                                    <w:rPr>
+                                      <w:rFonts w:eastAsia="Open Sans" w:cs="Open Sans" w:ascii="Open Sans" w:hAnsi="Open Sans"/>
+                                      <w:color w:val="1F1F1F"/>
+                                      <w:kern w:val="0"/>
+                                      <w:sz w:val="21"/>
+                                      <w:szCs w:val="21"/>
+                                      <w:lang w:val="de-DE" w:eastAsia="pl-PL" w:bidi="ar-SA"/>
+                                    </w:rPr>
+                                    <w:t xml:space="preserve">          09281 5915900</w:t>
+                                  </w:r>
+                                </w:p>
+                                <w:p>
+                                  <w:pPr>
+                                    <w:pStyle w:val="normal1"/>
+                                    <w:widowControl w:val="false"/>
+                                    <w:suppressAutoHyphens w:val="true"/>
+                                    <w:bidi w:val="0"/>
+                                    <w:spacing w:lineRule="auto" w:line="276" w:before="0" w:after="0"/>
+                                    <w:ind w:hanging="0" w:left="0" w:right="227"/>
+                                    <w:jc w:val="right"/>
+                                    <w:rPr/>
+                                  </w:pPr>
+                                  <w:hyperlink r:id="rId2">
+                                    <w:r>
+                                      <w:rPr>
+                                        <w:rStyle w:val="Hyperlink"/>
+                                        <w:rFonts w:eastAsia="Open Sans" w:cs="Open Sans" w:ascii="Open Sans" w:hAnsi="Open Sans"/>
+                                        <w:color w:val="1F1F1F"/>
+                                        <w:kern w:val="0"/>
+                                        <w:sz w:val="21"/>
+                                        <w:szCs w:val="21"/>
+                                        <w:lang w:val="de-DE" w:eastAsia="pl-PL" w:bidi="ar-SA"/>
+                                      </w:rPr>
+                                      <w:t>service@e-m-c-2.de</w:t>
+                                    </w:r>
+                                  </w:hyperlink>
+                                </w:p>
+                                <w:p>
+                                  <w:pPr>
+                                    <w:pStyle w:val="normal1"/>
+                                    <w:widowControl w:val="false"/>
+                                    <w:suppressAutoHyphens w:val="true"/>
+                                    <w:bidi w:val="0"/>
+                                    <w:spacing w:lineRule="auto" w:line="276" w:before="0" w:after="0"/>
+                                    <w:ind w:hanging="0" w:left="0" w:right="227"/>
+                                    <w:jc w:val="right"/>
+                                    <w:rPr/>
+                                  </w:pPr>
+                                  <w:r>
+                                    <w:rPr>
+                                      <w:rFonts w:eastAsia="Open Sans" w:cs="Open Sans" w:ascii="Open Sans" w:hAnsi="Open Sans"/>
+                                      <w:color w:val="070707"/>
+                                      <w:kern w:val="0"/>
+                                      <w:sz w:val="21"/>
+                                      <w:szCs w:val="21"/>
+                                      <w:lang w:val="de-DE" w:eastAsia="pl-PL" w:bidi="ar-SA"/>
+                                    </w:rPr>
+                                    <w:t>{Kundennummer}</w:t>
+                                  </w:r>
+                                </w:p>
+                              </w:tc>
+                            </w:tr>
+                          </w:tbl>
+                          <w:p>
+                            <w:pPr>
+                              <w:pStyle w:val="Normal"/>
+                              <w:widowControl w:val="false"/>
+                              <w:suppressAutoHyphens w:val="true"/>
+                              <w:bidi w:val="0"/>
+                              <w:spacing w:before="171" w:after="0"/>
+                              <w:ind w:hanging="0" w:left="0" w:right="5216"/>
+                              <w:jc w:val="left"/>
+                              <w:rPr>
+                                <w:rFonts w:ascii="Open Sans" w:hAnsi="Open Sans" w:eastAsia="Open Sans" w:cs="Open Sans"/>
+                                <w:color w:val="070707"/>
+                                <w:sz w:val="17"/>
+                                <w:szCs w:val="17"/>
+                              </w:rPr>
+                            </w:pPr>
+                            <w:r>
+                              <w:rPr/>
+                            </w:r>
+                          </w:p>
+                        </w:txbxContent>
+                      </wps:txbx>
+                      <wps:bodyPr lIns="0" rIns="0" tIns="0" bIns="0" anchor="t">
+                        <a:noAutofit/>
+                      </wps:bodyPr>
+                    </wps:wsp>
+                  </a:graphicData>
+                </a:graphic>
+              </wp:anchor>
+            </w:drawing>
+          </mc:Choice>
+          <mc:Fallback>
+            <w:pict>
+              <v:rect id="shape_0" ID="Frame1" path="m0,0l-2147483645,0l-2147483645,-2147483646l0,-2147483646xe" fillcolor="white" stroked="f" o:allowincell="f" style="position:absolute;margin-left:56.7pt;margin-top:116.2pt;width:498.6pt;height:180.15pt;mso-wrap-style:square;v-text-anchor:top;mso-position-horizontal-relative:page;mso-position-vertical-relative:page">
+                <v:fill o:detectmouseclick="t" type="solid" color2="black"/>
+                <v:stroke color="#3465a4" joinstyle="round" endcap="flat"/>
+                <v:textbox>
+                  <w:txbxContent>
+                    <w:p>
+                      <w:pPr>
+                        <w:pStyle w:val="Normal"/>
+                        <w:widowControl w:val="false"/>
+                        <w:suppressAutoHyphens w:val="true"/>
+                        <w:bidi w:val="0"/>
+                        <w:spacing w:before="170" w:after="170"/>
+                        <w:ind w:hanging="0" w:left="0" w:right="5216"/>
+                        <w:jc w:val="left"/>
+                        <w:rPr>
+                          <w:rFonts w:ascii="Open Sans" w:hAnsi="Open Sans" w:eastAsia="Open Sans" w:cs="Open Sans"/>
+                          <w:color w:val="070707"/>
+                          <w:sz w:val="17"/>
+                          <w:szCs w:val="17"/>
+                        </w:rPr>
+                      </w:pPr>
+                      <w:r>
+                        <w:rPr>
+                          <w:rFonts w:eastAsia="Open Sans" w:cs="Open Sans" w:ascii="Open Sans" w:hAnsi="Open Sans"/>
+                          <w:color w:val="070707"/>
+                          <w:sz w:val="17"/>
+                          <w:szCs w:val="17"/>
+                        </w:rPr>
+                        <w:t>EmC2 Attila Landgrafe, Waldstraße 5, 95032 Hof</w:t>
+                      </w:r>
+                    </w:p>
+                    <w:p>
+                      <w:pPr>
+                        <w:pStyle w:val="Normal"/>
+                        <w:widowControl w:val="false"/>
+                        <w:suppressAutoHyphens w:val="true"/>
+                        <w:bidi w:val="0"/>
+                        <w:spacing w:before="170" w:after="170"/>
+                        <w:ind w:hanging="0" w:left="0" w:right="5216"/>
+                        <w:jc w:val="left"/>
+                        <w:rPr>
+                          <w:rFonts w:ascii="Open Sans" w:hAnsi="Open Sans" w:eastAsia="Open Sans" w:cs="Open Sans"/>
+                          <w:color w:val="070707"/>
+                          <w:sz w:val="17"/>
+                          <w:szCs w:val="17"/>
+                        </w:rPr>
+                      </w:pPr>
+                      <w:r>
+                        <w:rPr>
+                          <w:rFonts w:eastAsia="Open Sans" w:cs="Open Sans" w:ascii="Open Sans" w:hAnsi="Open Sans"/>
+                          <w:color w:val="070707"/>
+                          <w:sz w:val="17"/>
+                          <w:szCs w:val="17"/>
+                        </w:rPr>
+                      </w:r>
+                    </w:p>
+                    <w:tbl>
+                      <w:tblPr>
+                        <w:tblStyle w:val="NormalTable0"/>
+                        <w:tblW w:w="10035" w:type="dxa"/>
+                        <w:jc w:val="left"/>
+                        <w:tblInd w:w="0" w:type="dxa"/>
+                        <w:tblLayout w:type="fixed"/>
+                        <w:tblCellMar>
+                          <w:top w:w="0" w:type="dxa"/>
+                          <w:left w:w="10" w:type="dxa"/>
+                          <w:bottom w:w="0" w:type="dxa"/>
+                          <w:right w:w="10" w:type="dxa"/>
+                        </w:tblCellMar>
+                        <w:tblLook w:val="04a0" w:noVBand="1" w:noHBand="0" w:lastColumn="0" w:firstColumn="1" w:lastRow="0" w:firstRow="1"/>
+                      </w:tblPr>
+                      <w:tblGrid>
+                        <w:gridCol w:w="4798"/>
+                        <w:gridCol w:w="2402"/>
+                        <w:gridCol w:w="2835"/>
+                      </w:tblGrid>
+                      <w:tr>
+                        <w:trPr>
+                          <w:trHeight w:val="1380" w:hRule="atLeast"/>
+                        </w:trPr>
+                        <w:tc>
+                          <w:tcPr>
+                            <w:tcW w:w="4798" w:type="dxa"/>
+                            <w:tcBorders>
+                              <w:top w:val="single" w:sz="8" w:space="0" w:color="FFFFFF"/>
+                              <w:left w:val="single" w:sz="8" w:space="0" w:color="FFFFFF"/>
+                              <w:bottom w:val="single" w:sz="8" w:space="0" w:color="FFFFFF"/>
+                              <w:right w:val="single" w:sz="8" w:space="0" w:color="FFFFFF"/>
+                            </w:tcBorders>
+                          </w:tcPr>
+                          <w:p>
+                            <w:pPr>
+                              <w:pStyle w:val="Normal"/>
+                              <w:suppressAutoHyphens w:val="true"/>
+                              <w:spacing w:lineRule="auto" w:line="278" w:before="0" w:after="0"/>
+                              <w:ind w:right="314"/>
+                              <w:jc w:val="left"/>
+                              <w:rPr>
+                                <w:rFonts w:ascii="Open Sans" w:hAnsi="Open Sans" w:eastAsia="Open Sans" w:cs="Open Sans"/>
+                              </w:rPr>
+                            </w:pPr>
+                            <w:r>
+                              <w:rPr>
+                                <w:rFonts w:eastAsia="Open Sans" w:cs="Open Sans" w:ascii="Open Sans" w:hAnsi="Open Sans"/>
+                                <w:kern w:val="0"/>
+                                <w:sz w:val="22"/>
+                                <w:szCs w:val="22"/>
+                                <w:lang w:val="pl-PL" w:eastAsia="pl-PL" w:bidi="ar-SA"/>
+                              </w:rPr>
+                              <w:t>{Anrede}</w:t>
+                            </w:r>
+                          </w:p>
+                          <w:p>
+                            <w:pPr>
+                              <w:pStyle w:val="Normal"/>
+                              <w:suppressAutoHyphens w:val="true"/>
+                              <w:spacing w:lineRule="auto" w:line="278" w:before="0" w:after="0"/>
+                              <w:ind w:right="314"/>
+                              <w:jc w:val="left"/>
+                              <w:rPr>
+                                <w:rFonts w:ascii="Open Sans" w:hAnsi="Open Sans" w:eastAsia="Open Sans" w:cs="Open Sans"/>
+                                <w:color w:val="1F1F1F"/>
+                              </w:rPr>
+                            </w:pPr>
+                            <w:r>
+                              <w:rPr>
+                                <w:rFonts w:eastAsia="Open Sans" w:cs="Open Sans" w:ascii="Open Sans" w:hAnsi="Open Sans"/>
+                                <w:kern w:val="0"/>
+                                <w:sz w:val="22"/>
+                                <w:szCs w:val="22"/>
+                                <w:lang w:val="pl-PL" w:eastAsia="pl-PL" w:bidi="ar-SA"/>
+                              </w:rPr>
+                              <w:t>{Vorname} {Nachname}</w:t>
+                            </w:r>
+                          </w:p>
+                          <w:p>
+                            <w:pPr>
+                              <w:pStyle w:val="Normal"/>
+                              <w:suppressAutoHyphens w:val="true"/>
+                              <w:spacing w:lineRule="auto" w:line="278" w:before="0" w:after="0"/>
+                              <w:ind w:right="314"/>
+                              <w:jc w:val="left"/>
+                              <w:rPr>
+                                <w:rFonts w:ascii="Open Sans" w:hAnsi="Open Sans" w:eastAsia="Open Sans" w:cs="Open Sans"/>
+                                <w:color w:val="1F1F1F"/>
+                              </w:rPr>
+                            </w:pPr>
+                            <w:r>
+                              <w:rPr>
+                                <w:rFonts w:eastAsia="Open Sans" w:cs="Open Sans" w:ascii="Open Sans" w:hAnsi="Open Sans"/>
+                                <w:kern w:val="0"/>
+                                <w:sz w:val="22"/>
+                                <w:szCs w:val="22"/>
+                                <w:lang w:val="pl-PL" w:eastAsia="pl-PL" w:bidi="ar-SA"/>
+                              </w:rPr>
+                              <w:t>{Adresse}</w:t>
+                            </w:r>
+                          </w:p>
+                          <w:p>
+                            <w:pPr>
+                              <w:pStyle w:val="normal1"/>
+                              <w:suppressAutoHyphens w:val="true"/>
+                              <w:spacing w:lineRule="auto" w:line="278" w:before="0" w:after="0"/>
+                              <w:ind w:right="314"/>
+                              <w:jc w:val="left"/>
+                              <w:rPr>
+                                <w:rFonts w:ascii="Open Sans" w:hAnsi="Open Sans" w:eastAsia="Open Sans" w:cs="Open Sans"/>
+                                <w:color w:val="070707"/>
+                                <w:sz w:val="17"/>
+                                <w:szCs w:val="17"/>
+                              </w:rPr>
+                            </w:pPr>
+                            <w:r>
+                              <w:rPr>
+                                <w:rFonts w:eastAsia="Open Sans" w:cs="Open Sans" w:ascii="Open Sans" w:hAnsi="Open Sans"/>
+                                <w:kern w:val="0"/>
+                                <w:sz w:val="22"/>
+                                <w:szCs w:val="22"/>
+                                <w:lang w:val="pl-PL" w:eastAsia="pl-PL" w:bidi="ar-SA"/>
+                              </w:rPr>
+                              <w:t>{PLZ} {Stadt}</w:t>
+                            </w:r>
+                          </w:p>
+                        </w:tc>
+                        <w:tc>
+                          <w:tcPr>
+                            <w:tcW w:w="2402" w:type="dxa"/>
+                            <w:tcBorders>
+                              <w:top w:val="single" w:sz="8" w:space="0" w:color="FFFFFF"/>
+                              <w:left w:val="single" w:sz="8" w:space="0" w:color="FFFFFF"/>
+                              <w:bottom w:val="single" w:sz="8" w:space="0" w:color="FFFFFF"/>
+                              <w:right w:val="single" w:sz="8" w:space="0" w:color="FFFFFF"/>
+                            </w:tcBorders>
+                          </w:tcPr>
+                          <w:p>
+                            <w:pPr>
+                              <w:pStyle w:val="Normal"/>
+                              <w:suppressAutoHyphens w:val="true"/>
+                              <w:spacing w:lineRule="auto" w:line="276" w:before="0" w:after="0"/>
+                              <w:ind w:right="127"/>
+                              <w:jc w:val="left"/>
+                              <w:rPr>
+                                <w:rFonts w:ascii="Open Sans" w:hAnsi="Open Sans" w:eastAsia="Open Sans" w:cs="Open Sans"/>
+                                <w:sz w:val="21"/>
+                                <w:szCs w:val="21"/>
+                                <w:lang w:val="de-DE"/>
+                              </w:rPr>
+                            </w:pPr>
+                            <w:r>
+                              <w:rPr>
+                                <w:rFonts w:eastAsia="Open Sans" w:cs="Open Sans" w:ascii="Open Sans" w:hAnsi="Open Sans"/>
+                                <w:color w:val="1F1F1F"/>
+                                <w:kern w:val="0"/>
+                                <w:sz w:val="21"/>
+                                <w:szCs w:val="21"/>
+                                <w:lang w:val="de-DE" w:eastAsia="pl-PL" w:bidi="ar-SA"/>
+                              </w:rPr>
+                              <w:t>Angebotsnummer</w:t>
+                            </w:r>
+                            <w:r>
+                              <w:rPr>
+                                <w:rFonts w:eastAsia="Open Sans" w:cs="Open Sans" w:ascii="Open Sans" w:hAnsi="Open Sans"/>
+                                <w:kern w:val="0"/>
+                                <w:sz w:val="21"/>
+                                <w:szCs w:val="21"/>
+                                <w:lang w:val="de-DE" w:eastAsia="pl-PL" w:bidi="ar-SA"/>
+                              </w:rPr>
+                              <w:t xml:space="preserve">        </w:t>
+                            </w:r>
+                            <w:r>
+                              <w:rPr>
+                                <w:rFonts w:eastAsia="Open Sans" w:cs="Open Sans" w:ascii="Open Sans" w:hAnsi="Open Sans"/>
+                                <w:color w:val="1F1F1F"/>
+                                <w:kern w:val="0"/>
+                                <w:sz w:val="21"/>
+                                <w:szCs w:val="21"/>
+                                <w:lang w:val="de-DE" w:eastAsia="pl-PL" w:bidi="ar-SA"/>
+                              </w:rPr>
+                              <w:t>Datum</w:t>
+                            </w:r>
+                          </w:p>
+                          <w:p>
+                            <w:pPr>
+                              <w:pStyle w:val="Normal"/>
+                              <w:suppressAutoHyphens w:val="true"/>
+                              <w:spacing w:lineRule="auto" w:line="276" w:before="0" w:after="0"/>
+                              <w:ind w:right="127"/>
+                              <w:jc w:val="left"/>
+                              <w:rPr>
+                                <w:rFonts w:ascii="Open Sans" w:hAnsi="Open Sans" w:eastAsia="Open Sans" w:cs="Open Sans"/>
+                                <w:color w:val="1F1F1F"/>
+                                <w:sz w:val="21"/>
+                                <w:szCs w:val="21"/>
+                                <w:lang w:val="de-DE"/>
+                              </w:rPr>
+                            </w:pPr>
+                            <w:r>
+                              <w:rPr>
+                                <w:rFonts w:eastAsia="Open Sans" w:cs="Open Sans" w:ascii="Open Sans" w:hAnsi="Open Sans"/>
+                                <w:color w:val="1F1F1F"/>
+                                <w:kern w:val="0"/>
+                                <w:sz w:val="21"/>
+                                <w:szCs w:val="21"/>
+                                <w:lang w:val="de-DE" w:eastAsia="pl-PL" w:bidi="ar-SA"/>
+                              </w:rPr>
+                              <w:t>Ansprechpartner</w:t>
+                            </w:r>
+                          </w:p>
+                          <w:p>
+                            <w:pPr>
+                              <w:pStyle w:val="normal1"/>
+                              <w:suppressAutoHyphens w:val="true"/>
+                              <w:spacing w:lineRule="auto" w:line="276" w:before="0" w:after="0"/>
+                              <w:ind w:right="127"/>
+                              <w:jc w:val="left"/>
+                              <w:rPr>
+                                <w:rFonts w:ascii="Open Sans" w:hAnsi="Open Sans" w:eastAsia="Open Sans" w:cs="Open Sans"/>
+                                <w:color w:val="070707"/>
+                                <w:sz w:val="17"/>
+                                <w:szCs w:val="17"/>
+                                <w:lang w:val="de-DE"/>
+                              </w:rPr>
+                            </w:pPr>
+                            <w:r>
+                              <w:rPr>
+                                <w:rFonts w:eastAsia="Open Sans" w:cs="Open Sans" w:ascii="Open Sans" w:hAnsi="Open Sans"/>
+                                <w:color w:val="1F1F1F"/>
+                                <w:kern w:val="0"/>
+                                <w:sz w:val="21"/>
+                                <w:szCs w:val="21"/>
+                                <w:lang w:val="de-DE" w:eastAsia="pl-PL" w:bidi="ar-SA"/>
+                              </w:rPr>
+                              <w:t>Telefon</w:t>
+                              <w:br/>
+                              <w:t>E-Mail</w:t>
+                            </w:r>
+                          </w:p>
+                          <w:p>
+                            <w:pPr>
+                              <w:pStyle w:val="Normal"/>
+                              <w:suppressAutoHyphens w:val="true"/>
+                              <w:spacing w:before="0" w:after="0"/>
+                              <w:ind w:right="127"/>
+                              <w:jc w:val="left"/>
+                              <w:rPr>
+                                <w:rFonts w:ascii="Open Sans" w:hAnsi="Open Sans"/>
+                                <w:b w:val="false"/>
+                                <w:bCs w:val="false"/>
+                                <w:sz w:val="21"/>
+                                <w:szCs w:val="21"/>
+                              </w:rPr>
+                            </w:pPr>
+                            <w:r>
+                              <w:rPr>
+                                <w:rFonts w:ascii="Open Sans" w:hAnsi="Open Sans"/>
+                                <w:b w:val="false"/>
+                                <w:bCs w:val="false"/>
+                                <w:sz w:val="21"/>
+                                <w:szCs w:val="21"/>
+                                <w:lang w:val="pl-PL"/>
+                              </w:rPr>
+                              <w:t>Referenz</w:t>
+                            </w:r>
+                          </w:p>
+                          <w:p>
+                            <w:pPr>
+                              <w:pStyle w:val="normal1"/>
+                              <w:suppressAutoHyphens w:val="true"/>
+                              <w:spacing w:lineRule="auto" w:line="276" w:before="0" w:after="0"/>
+                              <w:ind w:right="127"/>
+                              <w:jc w:val="left"/>
+                              <w:rPr>
+                                <w:rFonts w:ascii="Open Sans" w:hAnsi="Open Sans" w:eastAsia="Open Sans" w:cs="Open Sans"/>
+                                <w:color w:val="070707"/>
+                                <w:sz w:val="17"/>
+                                <w:szCs w:val="17"/>
+                                <w:lang w:val="de-DE"/>
+                              </w:rPr>
+                            </w:pPr>
+                            <w:r>
+                              <w:rPr>
+                                <w:rFonts w:eastAsia="Open Sans" w:cs="Open Sans" w:ascii="Open Sans" w:hAnsi="Open Sans"/>
+                                <w:color w:val="070707"/>
+                                <w:sz w:val="17"/>
+                                <w:szCs w:val="17"/>
+                                <w:lang w:val="de-DE"/>
+                              </w:rPr>
+                            </w:r>
+                          </w:p>
+                        </w:tc>
+                        <w:tc>
+                          <w:tcPr>
+                            <w:tcW w:w="2835" w:type="dxa"/>
+                            <w:tcBorders>
+                              <w:top w:val="single" w:sz="8" w:space="0" w:color="FFFFFF"/>
+                              <w:left w:val="single" w:sz="8" w:space="0" w:color="FFFFFF"/>
+                              <w:bottom w:val="single" w:sz="8" w:space="0" w:color="FFFFFF"/>
+                              <w:right w:val="single" w:sz="8" w:space="0" w:color="FFFFFF"/>
+                            </w:tcBorders>
+                          </w:tcPr>
+                          <w:p>
+                            <w:pPr>
+                              <w:pStyle w:val="Normal"/>
+                              <w:widowControl w:val="false"/>
+                              <w:suppressAutoHyphens w:val="true"/>
+                              <w:bidi w:val="0"/>
+                              <w:spacing w:lineRule="auto" w:line="276" w:before="0" w:after="0"/>
+                              <w:ind w:hanging="0" w:left="0" w:right="227"/>
+                              <w:jc w:val="right"/>
+                              <w:rPr/>
+                            </w:pPr>
+                            <w:r>
+                              <w:rPr>
+                                <w:rFonts w:eastAsia="Open Sans" w:cs="Open Sans" w:ascii="Open Sans" w:hAnsi="Open Sans"/>
+                                <w:kern w:val="0"/>
+                                <w:sz w:val="22"/>
+                                <w:szCs w:val="22"/>
+                                <w:lang w:val="de-DE" w:eastAsia="pl-PL" w:bidi="ar-SA"/>
+                              </w:rPr>
+                              <w:t>{</w:t>
+                            </w:r>
+                            <w:r>
+                              <w:rPr>
+                                <w:rFonts w:eastAsia="Open Sans" w:cs="Open Sans" w:ascii="Open Sans" w:hAnsi="Open Sans"/>
+                                <w:color w:val="1F1F1F"/>
+                                <w:kern w:val="0"/>
+                                <w:sz w:val="21"/>
+                                <w:szCs w:val="21"/>
+                                <w:lang w:val="de-DE" w:eastAsia="pl-PL" w:bidi="ar-SA"/>
+                              </w:rPr>
+                              <w:t>Angebotsnummer</w:t>
+                            </w:r>
+                            <w:r>
+                              <w:rPr>
+                                <w:rFonts w:eastAsia="Open Sans" w:cs="Open Sans" w:ascii="Open Sans" w:hAnsi="Open Sans"/>
+                                <w:kern w:val="0"/>
+                                <w:sz w:val="22"/>
+                                <w:szCs w:val="22"/>
+                                <w:lang w:val="de-DE" w:eastAsia="pl-PL" w:bidi="ar-SA"/>
+                              </w:rPr>
+                              <w:t>}</w:t>
+                            </w:r>
+                          </w:p>
+                          <w:p>
+                            <w:pPr>
+                              <w:pStyle w:val="Normal"/>
+                              <w:widowControl w:val="false"/>
+                              <w:suppressAutoHyphens w:val="true"/>
+                              <w:bidi w:val="0"/>
+                              <w:spacing w:lineRule="auto" w:line="276" w:before="0" w:after="0"/>
+                              <w:ind w:hanging="0" w:left="0" w:right="227"/>
+                              <w:jc w:val="right"/>
+                              <w:rPr/>
+                            </w:pPr>
+                            <w:r>
+                              <w:rPr>
+                                <w:rFonts w:eastAsia="Open Sans" w:cs="Open Sans" w:ascii="Open Sans" w:hAnsi="Open Sans"/>
+                                <w:kern w:val="0"/>
+                                <w:sz w:val="22"/>
+                                <w:szCs w:val="22"/>
+                                <w:lang w:val="de-DE" w:eastAsia="pl-PL" w:bidi="ar-SA"/>
+                              </w:rPr>
+                              <w:t>{</w:t>
+                            </w:r>
+                            <w:r>
+                              <w:rPr>
+                                <w:rFonts w:eastAsia="Open Sans" w:cs="Open Sans" w:ascii="Open Sans" w:hAnsi="Open Sans"/>
+                                <w:color w:val="1F1F1F"/>
+                                <w:kern w:val="0"/>
+                                <w:sz w:val="21"/>
+                                <w:szCs w:val="21"/>
+                                <w:lang w:val="de-DE" w:eastAsia="pl-PL" w:bidi="ar-SA"/>
+                              </w:rPr>
+                              <w:t>Datum</w:t>
+                            </w:r>
+                            <w:r>
+                              <w:rPr>
+                                <w:rFonts w:eastAsia="Open Sans" w:cs="Open Sans" w:ascii="Open Sans" w:hAnsi="Open Sans"/>
+                                <w:kern w:val="0"/>
+                                <w:sz w:val="22"/>
+                                <w:szCs w:val="22"/>
+                                <w:lang w:val="de-DE" w:eastAsia="pl-PL" w:bidi="ar-SA"/>
+                              </w:rPr>
+                              <w:t>}</w:t>
+                            </w:r>
+                            <w:r>
+                              <w:rPr>
+                                <w:rFonts w:eastAsia="Calibri" w:cs="Calibri"/>
+                                <w:kern w:val="0"/>
+                                <w:sz w:val="22"/>
+                                <w:szCs w:val="22"/>
+                                <w:lang w:val="de-DE" w:eastAsia="pl-PL" w:bidi="ar-SA"/>
+                              </w:rPr>
+                              <w:br/>
+                            </w:r>
+                            <w:r>
+                              <w:rPr>
+                                <w:rFonts w:eastAsia="Open Sans" w:cs="Open Sans" w:ascii="Open Sans" w:hAnsi="Open Sans"/>
+                                <w:kern w:val="0"/>
+                                <w:sz w:val="22"/>
+                                <w:szCs w:val="22"/>
+                                <w:lang w:val="de-DE" w:eastAsia="pl-PL" w:bidi="ar-SA"/>
+                              </w:rPr>
+                              <w:t>{</w:t>
+                            </w:r>
+                            <w:r>
+                              <w:rPr>
+                                <w:rFonts w:eastAsia="Open Sans" w:cs="Open Sans" w:ascii="Open Sans" w:hAnsi="Open Sans"/>
+                                <w:color w:val="1F1F1F"/>
+                                <w:kern w:val="0"/>
+                                <w:sz w:val="21"/>
+                                <w:szCs w:val="21"/>
+                                <w:lang w:val="de-DE" w:eastAsia="pl-PL" w:bidi="ar-SA"/>
+                              </w:rPr>
+                              <w:t>Ansprechpartner</w:t>
+                            </w:r>
+                            <w:r>
+                              <w:rPr>
+                                <w:rFonts w:eastAsia="Open Sans" w:cs="Open Sans" w:ascii="Open Sans" w:hAnsi="Open Sans"/>
+                                <w:kern w:val="0"/>
+                                <w:sz w:val="22"/>
+                                <w:szCs w:val="22"/>
+                                <w:lang w:val="de-DE" w:eastAsia="pl-PL" w:bidi="ar-SA"/>
+                              </w:rPr>
+                              <w:t>}</w:t>
+                            </w:r>
+                            <w:r>
+                              <w:rPr>
+                                <w:rFonts w:eastAsia="Calibri" w:cs="Calibri"/>
+                                <w:kern w:val="0"/>
+                                <w:sz w:val="22"/>
+                                <w:szCs w:val="22"/>
+                                <w:lang w:val="de-DE" w:eastAsia="pl-PL" w:bidi="ar-SA"/>
+                              </w:rPr>
+                              <w:br/>
+                            </w:r>
+                            <w:r>
+                              <w:rPr>
+                                <w:rFonts w:eastAsia="Open Sans" w:cs="Open Sans" w:ascii="Open Sans" w:hAnsi="Open Sans"/>
+                                <w:color w:val="1F1F1F"/>
+                                <w:kern w:val="0"/>
+                                <w:sz w:val="21"/>
+                                <w:szCs w:val="21"/>
+                                <w:lang w:val="de-DE" w:eastAsia="pl-PL" w:bidi="ar-SA"/>
+                              </w:rPr>
+                              <w:t xml:space="preserve">          09281 5915900</w:t>
+                            </w:r>
+                          </w:p>
+                          <w:p>
+                            <w:pPr>
+                              <w:pStyle w:val="normal1"/>
+                              <w:widowControl w:val="false"/>
+                              <w:suppressAutoHyphens w:val="true"/>
+                              <w:bidi w:val="0"/>
+                              <w:spacing w:lineRule="auto" w:line="276" w:before="0" w:after="0"/>
+                              <w:ind w:hanging="0" w:left="0" w:right="227"/>
+                              <w:jc w:val="right"/>
+                              <w:rPr/>
+                            </w:pPr>
+                            <w:hyperlink r:id="rId3">
+                              <w:r>
+                                <w:rPr>
+                                  <w:rStyle w:val="Hyperlink"/>
+                                  <w:rFonts w:eastAsia="Open Sans" w:cs="Open Sans" w:ascii="Open Sans" w:hAnsi="Open Sans"/>
+                                  <w:color w:val="1F1F1F"/>
+                                  <w:kern w:val="0"/>
+                                  <w:sz w:val="21"/>
+                                  <w:szCs w:val="21"/>
+                                  <w:lang w:val="de-DE" w:eastAsia="pl-PL" w:bidi="ar-SA"/>
+                                </w:rPr>
+                                <w:t>service@e-m-c-2.de</w:t>
+                              </w:r>
+                            </w:hyperlink>
+                          </w:p>
+                          <w:p>
+                            <w:pPr>
+                              <w:pStyle w:val="normal1"/>
+                              <w:widowControl w:val="false"/>
+                              <w:suppressAutoHyphens w:val="true"/>
+                              <w:bidi w:val="0"/>
+                              <w:spacing w:lineRule="auto" w:line="276" w:before="0" w:after="0"/>
+                              <w:ind w:hanging="0" w:left="0" w:right="227"/>
+                              <w:jc w:val="right"/>
+                              <w:rPr/>
+                            </w:pPr>
+                            <w:r>
+                              <w:rPr>
+                                <w:rFonts w:eastAsia="Open Sans" w:cs="Open Sans" w:ascii="Open Sans" w:hAnsi="Open Sans"/>
+                                <w:color w:val="070707"/>
+                                <w:kern w:val="0"/>
+                                <w:sz w:val="21"/>
+                                <w:szCs w:val="21"/>
+                                <w:lang w:val="de-DE" w:eastAsia="pl-PL" w:bidi="ar-SA"/>
+                              </w:rPr>
+                              <w:t>{Kundennummer}</w:t>
+                            </w:r>
+                          </w:p>
+                        </w:tc>
+                      </w:tr>
+                    </w:tbl>
+                    <w:p>
+                      <w:pPr>
+                        <w:pStyle w:val="Normal"/>
+                        <w:widowControl w:val="false"/>
+                        <w:suppressAutoHyphens w:val="true"/>
+                        <w:bidi w:val="0"/>
+                        <w:spacing w:before="171" w:after="0"/>
+                        <w:ind w:hanging="0" w:left="0" w:right="5216"/>
+                        <w:jc w:val="left"/>
+                        <w:rPr>
+                          <w:rFonts w:ascii="Open Sans" w:hAnsi="Open Sans" w:eastAsia="Open Sans" w:cs="Open Sans"/>
+                          <w:color w:val="070707"/>
+                          <w:sz w:val="17"/>
+                          <w:szCs w:val="17"/>
+                        </w:rPr>
+                      </w:pPr>
+                      <w:r>
+                        <w:rPr/>
+                      </w:r>
+                    </w:p>
+                  </w:txbxContent>
+                </v:textbox>
+                <w10:wrap type="square"/>
+              </v:rect>
+            </w:pict>
+          </mc:Fallback>
+        </mc:AlternateContent>
       </w:r>
     </w:p>
     <w:p>
@@ -580,17 +1257,6 @@
           <w:szCs w:val="24"/>
         </w:rPr>
       </w:pPr>
-      <w:r>
-        <w:rPr>
-          <w:rFonts w:eastAsia="Arial" w:cs="Arial" w:ascii="Arial" w:hAnsi="Arial"/>
-          <w:b/>
-          <w:bCs/>
-          <w:color w:val="000000"/>
-          <w:sz w:val="24"/>
-          <w:szCs w:val="24"/>
-        </w:rPr>
-        <w:t xml:space="preserve">  </w:t>
-      </w:r>
       <w:r>
         <w:rPr>
           <w:rFonts w:eastAsia="Arial" w:cs="Arial" w:ascii="Arial" w:hAnsi="Arial"/>
@@ -608,8 +1274,12 @@
         <w:pStyle w:val="Normal"/>
         <w:spacing w:before="156" w:after="0"/>
         <w:rPr>
-          <w:rFonts w:ascii="Open Sans" w:hAnsi="Open Sans" w:eastAsia="Open Sans" w:cs="Open Sans"/>
+          <w:rFonts w:ascii="Arial" w:hAnsi="Arial" w:eastAsia="Arial" w:cs="Arial"/>
+          <w:b/>
+          <w:bCs/>
           <w:color w:val="000000"/>
+          <w:sz w:val="24"/>
+          <w:szCs w:val="24"/>
         </w:rPr>
       </w:pPr>
       <w:r>
@@ -617,28 +1287,20 @@
           <w:rFonts w:eastAsia="Open Sans" w:cs="Open Sans" w:ascii="Open Sans" w:hAnsi="Open Sans"/>
           <w:color w:val="000000"/>
         </w:rPr>
-        <w:t xml:space="preserve">  </w:t>
-      </w:r>
-      <w:r>
-        <w:rPr>
-          <w:rFonts w:eastAsia="Open Sans" w:cs="Open Sans" w:ascii="Open Sans" w:hAnsi="Open Sans"/>
-          <w:color w:val="000000"/>
-        </w:rPr>
         <w:t>{GreetingLine},</w:t>
-      </w:r>
-      <w:r>
-        <w:rPr/>
-        <w:br/>
       </w:r>
     </w:p>
     <w:p>
       <w:pPr>
         <w:pStyle w:val="Normal"/>
-        <w:spacing w:before="1" w:after="0"/>
-        <w:ind w:hanging="5" w:left="125" w:right="-89"/>
-        <w:rPr>
-          <w:rFonts w:ascii="Open Sans" w:hAnsi="Open Sans" w:eastAsia="Open Sans" w:cs="Open Sans"/>
+        <w:spacing w:before="156" w:after="0"/>
+        <w:rPr>
+          <w:rFonts w:ascii="Arial" w:hAnsi="Arial" w:eastAsia="Arial" w:cs="Arial"/>
+          <w:b/>
+          <w:bCs/>
           <w:color w:val="000000"/>
+          <w:sz w:val="24"/>
+          <w:szCs w:val="24"/>
         </w:rPr>
       </w:pPr>
       <w:r>
@@ -691,9 +1353,9 @@
     <w:tbl>
       <w:tblPr>
         <w:tblStyle w:val="NormalTable0"/>
-        <w:tblW w:w="9945" w:type="dxa"/>
+        <w:tblW w:w="9343" w:type="dxa"/>
         <w:jc w:val="left"/>
-        <w:tblInd w:w="1" w:type="dxa"/>
+        <w:tblInd w:w="0" w:type="dxa"/>
         <w:tblLayout w:type="fixed"/>
         <w:tblCellMar>
           <w:top w:w="0" w:type="dxa"/>
@@ -704,11 +1366,11 @@
         <w:tblLook w:val="04a0" w:noVBand="1" w:noHBand="0" w:lastColumn="0" w:firstColumn="1" w:lastRow="0" w:firstRow="1"/>
       </w:tblPr>
       <w:tblGrid>
-        <w:gridCol w:w="510"/>
-        <w:gridCol w:w="885"/>
-        <w:gridCol w:w="5858"/>
-        <w:gridCol w:w="1440"/>
-        <w:gridCol w:w="1252"/>
+        <w:gridCol w:w="479"/>
+        <w:gridCol w:w="829"/>
+        <w:gridCol w:w="5503"/>
+        <w:gridCol w:w="1352"/>
+        <w:gridCol w:w="1180"/>
       </w:tblGrid>
       <w:tr>
         <w:trPr>
@@ -716,7 +1378,7 @@
         </w:trPr>
         <w:tc>
           <w:tcPr>
-            <w:tcW w:w="510" w:type="dxa"/>
+            <w:tcW w:w="479" w:type="dxa"/>
             <w:tcBorders/>
             <w:shd w:color="auto" w:fill="CCCCCC" w:val="clear"/>
           </w:tcPr>
@@ -749,7 +1411,7 @@
         </w:tc>
         <w:tc>
           <w:tcPr>
-            <w:tcW w:w="885" w:type="dxa"/>
+            <w:tcW w:w="829" w:type="dxa"/>
             <w:tcBorders/>
             <w:shd w:color="auto" w:fill="CCCCCC" w:val="clear"/>
           </w:tcPr>
@@ -782,7 +1444,7 @@
         </w:tc>
         <w:tc>
           <w:tcPr>
-            <w:tcW w:w="5858" w:type="dxa"/>
+            <w:tcW w:w="5503" w:type="dxa"/>
             <w:tcBorders/>
             <w:shd w:color="auto" w:fill="CCCCCC" w:val="clear"/>
           </w:tcPr>
@@ -812,7 +1474,7 @@
         </w:tc>
         <w:tc>
           <w:tcPr>
-            <w:tcW w:w="1440" w:type="dxa"/>
+            <w:tcW w:w="1352" w:type="dxa"/>
             <w:tcBorders/>
             <w:shd w:color="auto" w:fill="CCCCCC" w:val="clear"/>
           </w:tcPr>
@@ -841,7 +1503,7 @@
         </w:tc>
         <w:tc>
           <w:tcPr>
-            <w:tcW w:w="1252" w:type="dxa"/>
+            <w:tcW w:w="1180" w:type="dxa"/>
             <w:tcBorders/>
             <w:shd w:color="auto" w:fill="CCCCCC" w:val="clear"/>
           </w:tcPr>
@@ -875,7 +1537,7 @@
         </w:trPr>
         <w:tc>
           <w:tcPr>
-            <w:tcW w:w="510" w:type="dxa"/>
+            <w:tcW w:w="479" w:type="dxa"/>
             <w:tcBorders/>
             <w:shd w:color="auto" w:fill="FFFFFF" w:val="clear"/>
           </w:tcPr>
@@ -905,7 +1567,7 @@
         </w:tc>
         <w:tc>
           <w:tcPr>
-            <w:tcW w:w="885" w:type="dxa"/>
+            <w:tcW w:w="829" w:type="dxa"/>
             <w:tcBorders/>
             <w:shd w:color="auto" w:fill="FFFFFF" w:val="clear"/>
           </w:tcPr>
@@ -936,7 +1598,7 @@
         </w:tc>
         <w:tc>
           <w:tcPr>
-            <w:tcW w:w="5858" w:type="dxa"/>
+            <w:tcW w:w="5503" w:type="dxa"/>
             <w:tcBorders/>
             <w:shd w:color="auto" w:fill="FFFFFF" w:val="clear"/>
           </w:tcPr>
@@ -970,7 +1632,7 @@
         </w:tc>
         <w:tc>
           <w:tcPr>
-            <w:tcW w:w="1440" w:type="dxa"/>
+            <w:tcW w:w="1352" w:type="dxa"/>
             <w:tcBorders/>
             <w:shd w:color="auto" w:fill="FFFFFF" w:val="clear"/>
           </w:tcPr>
@@ -1000,7 +1662,7 @@
         </w:tc>
         <w:tc>
           <w:tcPr>
-            <w:tcW w:w="1252" w:type="dxa"/>
+            <w:tcW w:w="1180" w:type="dxa"/>
             <w:tcBorders/>
             <w:shd w:color="auto" w:fill="FFFFFF" w:val="clear"/>
           </w:tcPr>
@@ -1035,7 +1697,7 @@
         </w:trPr>
         <w:tc>
           <w:tcPr>
-            <w:tcW w:w="510" w:type="dxa"/>
+            <w:tcW w:w="479" w:type="dxa"/>
             <w:tcBorders/>
             <w:shd w:color="auto" w:fill="FFFFFF" w:val="clear"/>
             <w:tcMar>
@@ -1089,7 +1751,7 @@
         </w:tc>
         <w:tc>
           <w:tcPr>
-            <w:tcW w:w="885" w:type="dxa"/>
+            <w:tcW w:w="829" w:type="dxa"/>
             <w:tcBorders/>
             <w:shd w:color="auto" w:fill="FFFFFF" w:val="clear"/>
             <w:tcMar>
@@ -1118,7 +1780,7 @@
         </w:tc>
         <w:tc>
           <w:tcPr>
-            <w:tcW w:w="5858" w:type="dxa"/>
+            <w:tcW w:w="5503" w:type="dxa"/>
             <w:tcBorders/>
             <w:shd w:color="auto" w:fill="FFFFFF" w:val="clear"/>
             <w:tcMar>
@@ -1376,7 +2038,7 @@
         </w:tc>
         <w:tc>
           <w:tcPr>
-            <w:tcW w:w="1440" w:type="dxa"/>
+            <w:tcW w:w="1352" w:type="dxa"/>
             <w:tcBorders/>
             <w:shd w:color="auto" w:fill="FFFFFF" w:val="clear"/>
             <w:tcMar>
@@ -1406,7 +2068,7 @@
         </w:tc>
         <w:tc>
           <w:tcPr>
-            <w:tcW w:w="1252" w:type="dxa"/>
+            <w:tcW w:w="1180" w:type="dxa"/>
             <w:tcBorders/>
             <w:shd w:color="auto" w:fill="FFFFFF" w:val="clear"/>
             <w:tcMar>
@@ -1465,9 +2127,9 @@
     <w:tbl>
       <w:tblPr>
         <w:tblStyle w:val="NormalTable0"/>
-        <w:tblW w:w="9945" w:type="dxa"/>
+        <w:tblW w:w="9343" w:type="dxa"/>
         <w:jc w:val="left"/>
-        <w:tblInd w:w="1" w:type="dxa"/>
+        <w:tblInd w:w="56" w:type="dxa"/>
         <w:tblLayout w:type="fixed"/>
         <w:tblCellMar>
           <w:top w:w="0" w:type="dxa"/>
@@ -1478,11 +2140,11 @@
         <w:tblLook w:val="04a0" w:noVBand="1" w:noHBand="0" w:lastColumn="0" w:firstColumn="1" w:lastRow="0" w:firstRow="1"/>
       </w:tblPr>
       <w:tblGrid>
-        <w:gridCol w:w="510"/>
-        <w:gridCol w:w="885"/>
-        <w:gridCol w:w="5858"/>
-        <w:gridCol w:w="1440"/>
-        <w:gridCol w:w="1252"/>
+        <w:gridCol w:w="479"/>
+        <w:gridCol w:w="829"/>
+        <w:gridCol w:w="5503"/>
+        <w:gridCol w:w="1352"/>
+        <w:gridCol w:w="1180"/>
       </w:tblGrid>
       <w:tr>
         <w:trPr>
@@ -1490,7 +2152,7 @@
         </w:trPr>
         <w:tc>
           <w:tcPr>
-            <w:tcW w:w="510" w:type="dxa"/>
+            <w:tcW w:w="479" w:type="dxa"/>
             <w:tcBorders/>
             <w:shd w:color="auto" w:fill="FFFFFF" w:val="clear"/>
           </w:tcPr>
@@ -1520,7 +2182,7 @@
         </w:tc>
         <w:tc>
           <w:tcPr>
-            <w:tcW w:w="885" w:type="dxa"/>
+            <w:tcW w:w="829" w:type="dxa"/>
             <w:tcBorders/>
             <w:shd w:color="auto" w:fill="FFFFFF" w:val="clear"/>
           </w:tcPr>
@@ -1551,7 +2213,7 @@
         </w:tc>
         <w:tc>
           <w:tcPr>
-            <w:tcW w:w="5858" w:type="dxa"/>
+            <w:tcW w:w="5503" w:type="dxa"/>
             <w:tcBorders/>
             <w:shd w:color="auto" w:fill="FFFFFF" w:val="clear"/>
           </w:tcPr>
@@ -1590,7 +2252,7 @@
         </w:tc>
         <w:tc>
           <w:tcPr>
-            <w:tcW w:w="1440" w:type="dxa"/>
+            <w:tcW w:w="1352" w:type="dxa"/>
             <w:tcBorders/>
             <w:shd w:color="auto" w:fill="FFFFFF" w:val="clear"/>
           </w:tcPr>
@@ -1622,7 +2284,7 @@
         </w:tc>
         <w:tc>
           <w:tcPr>
-            <w:tcW w:w="1252" w:type="dxa"/>
+            <w:tcW w:w="1180" w:type="dxa"/>
             <w:tcBorders/>
             <w:shd w:color="auto" w:fill="FFFFFF" w:val="clear"/>
             <w:tcMar>
@@ -1661,7 +2323,7 @@
         </w:trPr>
         <w:tc>
           <w:tcPr>
-            <w:tcW w:w="510" w:type="dxa"/>
+            <w:tcW w:w="479" w:type="dxa"/>
             <w:tcBorders/>
             <w:shd w:color="auto" w:fill="FFFFFF" w:val="clear"/>
           </w:tcPr>
@@ -1686,7 +2348,7 @@
         </w:tc>
         <w:tc>
           <w:tcPr>
-            <w:tcW w:w="885" w:type="dxa"/>
+            <w:tcW w:w="829" w:type="dxa"/>
             <w:tcBorders/>
             <w:shd w:color="auto" w:fill="FFFFFF" w:val="clear"/>
           </w:tcPr>
@@ -1711,7 +2373,7 @@
         </w:tc>
         <w:tc>
           <w:tcPr>
-            <w:tcW w:w="5858" w:type="dxa"/>
+            <w:tcW w:w="5503" w:type="dxa"/>
             <w:tcBorders/>
             <w:shd w:color="auto" w:fill="FFFFFF" w:val="clear"/>
           </w:tcPr>
@@ -1876,7 +2538,7 @@
         </w:tc>
         <w:tc>
           <w:tcPr>
-            <w:tcW w:w="1440" w:type="dxa"/>
+            <w:tcW w:w="1352" w:type="dxa"/>
             <w:tcBorders/>
             <w:shd w:color="auto" w:fill="FFFFFF" w:val="clear"/>
           </w:tcPr>
@@ -1902,7 +2564,7 @@
         </w:tc>
         <w:tc>
           <w:tcPr>
-            <w:tcW w:w="1252" w:type="dxa"/>
+            <w:tcW w:w="1180" w:type="dxa"/>
             <w:tcBorders/>
             <w:shd w:color="auto" w:fill="FFFFFF" w:val="clear"/>
             <w:vAlign w:val="center"/>
@@ -1934,7 +2596,7 @@
         </w:trPr>
         <w:tc>
           <w:tcPr>
-            <w:tcW w:w="510" w:type="dxa"/>
+            <w:tcW w:w="479" w:type="dxa"/>
             <w:tcBorders/>
             <w:shd w:color="auto" w:fill="FFFFFF" w:val="clear"/>
           </w:tcPr>
@@ -1967,7 +2629,7 @@
         </w:tc>
         <w:tc>
           <w:tcPr>
-            <w:tcW w:w="885" w:type="dxa"/>
+            <w:tcW w:w="829" w:type="dxa"/>
             <w:tcBorders/>
             <w:shd w:color="auto" w:fill="FFFFFF" w:val="clear"/>
           </w:tcPr>
@@ -1999,7 +2661,7 @@
         </w:tc>
         <w:tc>
           <w:tcPr>
-            <w:tcW w:w="5858" w:type="dxa"/>
+            <w:tcW w:w="5503" w:type="dxa"/>
             <w:tcBorders/>
             <w:shd w:color="auto" w:fill="FFFFFF" w:val="clear"/>
           </w:tcPr>
@@ -2060,7 +2722,7 @@
         </w:tc>
         <w:tc>
           <w:tcPr>
-            <w:tcW w:w="1440" w:type="dxa"/>
+            <w:tcW w:w="1352" w:type="dxa"/>
             <w:tcBorders/>
             <w:shd w:color="auto" w:fill="FFFFFF" w:val="clear"/>
           </w:tcPr>
@@ -2090,7 +2752,7 @@
         </w:tc>
         <w:tc>
           <w:tcPr>
-            <w:tcW w:w="1252" w:type="dxa"/>
+            <w:tcW w:w="1180" w:type="dxa"/>
             <w:tcBorders/>
             <w:shd w:color="auto" w:fill="FFFFFF" w:val="clear"/>
           </w:tcPr>
@@ -2146,9 +2808,9 @@
     <w:tbl>
       <w:tblPr>
         <w:tblStyle w:val="NormalTable0"/>
-        <w:tblW w:w="9945" w:type="dxa"/>
+        <w:tblW w:w="9343" w:type="dxa"/>
         <w:jc w:val="left"/>
-        <w:tblInd w:w="1" w:type="dxa"/>
+        <w:tblInd w:w="0" w:type="dxa"/>
         <w:tblLayout w:type="fixed"/>
         <w:tblCellMar>
           <w:top w:w="0" w:type="dxa"/>
@@ -2159,8 +2821,8 @@
         <w:tblLook w:val="04a0" w:noVBand="1" w:noHBand="0" w:lastColumn="0" w:firstColumn="1" w:lastRow="0" w:firstRow="1"/>
       </w:tblPr>
       <w:tblGrid>
-        <w:gridCol w:w="7183"/>
-        <w:gridCol w:w="2761"/>
+        <w:gridCol w:w="5387"/>
+        <w:gridCol w:w="3955"/>
       </w:tblGrid>
       <w:tr>
         <w:trPr>
@@ -2168,7 +2830,7 @@
         </w:trPr>
         <w:tc>
           <w:tcPr>
-            <w:tcW w:w="7183" w:type="dxa"/>
+            <w:tcW w:w="5387" w:type="dxa"/>
             <w:tcBorders/>
             <w:shd w:color="auto" w:fill="CCCCCC" w:val="clear"/>
           </w:tcPr>
@@ -2217,7 +2879,7 @@
         </w:tc>
         <w:tc>
           <w:tcPr>
-            <w:tcW w:w="2761" w:type="dxa"/>
+            <w:tcW w:w="3955" w:type="dxa"/>
             <w:tcBorders/>
             <w:shd w:color="auto" w:fill="CCCCCC" w:val="clear"/>
           </w:tcPr>
@@ -2278,7 +2940,7 @@
         </w:trPr>
         <w:tc>
           <w:tcPr>
-            <w:tcW w:w="7183" w:type="dxa"/>
+            <w:tcW w:w="5387" w:type="dxa"/>
             <w:tcBorders/>
             <w:shd w:color="auto" w:fill="FFFFFF" w:val="clear"/>
           </w:tcPr>
@@ -2326,7 +2988,7 @@
         </w:tc>
         <w:tc>
           <w:tcPr>
-            <w:tcW w:w="2761" w:type="dxa"/>
+            <w:tcW w:w="3955" w:type="dxa"/>
             <w:tcBorders/>
             <w:shd w:color="auto" w:fill="FFFFFF" w:val="clear"/>
           </w:tcPr>
@@ -2494,15 +3156,7 @@
           <w:color w:val="030303"/>
           <w:lang w:val="de-DE"/>
         </w:rPr>
-        <w:t>HINWEIS</w:t>
-      </w:r>
-      <w:r>
-        <w:rPr>
-          <w:rFonts w:eastAsia="Open Sans Semibold" w:cs="Open Sans Semibold" w:ascii="Open Sans Semibold" w:hAnsi="Open Sans Semibold"/>
-          <w:color w:val="030303"/>
-          <w:lang w:val="de-DE"/>
-        </w:rPr>
-        <w:t>:</w:t>
+        <w:t>HINWEIS:</w:t>
       </w:r>
       <w:r>
         <w:rPr>
@@ -2647,7 +3301,7 @@
         </w:rPr>
         <w:t xml:space="preserve">Bitte unterschreiben Sie bei Annahme an entsprechender Stelle und senden uns das Angebot wieder zurück - gerne auch per E-Mail an </w:t>
       </w:r>
-      <w:hyperlink r:id="rId2">
+      <w:hyperlink r:id="rId4">
         <w:r>
           <w:rPr>
             <w:rStyle w:val="Style"/>
@@ -2931,14 +3585,14 @@
       </w:r>
     </w:p>
     <w:sectPr>
-      <w:headerReference w:type="even" r:id="rId3"/>
-      <w:headerReference w:type="default" r:id="rId4"/>
-      <w:headerReference w:type="first" r:id="rId5"/>
-      <w:footerReference w:type="even" r:id="rId6"/>
-      <w:footerReference w:type="default" r:id="rId7"/>
-      <w:footerReference w:type="first" r:id="rId8"/>
+      <w:headerReference w:type="even" r:id="rId5"/>
+      <w:headerReference w:type="default" r:id="rId6"/>
+      <w:headerReference w:type="first" r:id="rId7"/>
+      <w:footerReference w:type="even" r:id="rId8"/>
+      <w:footerReference w:type="default" r:id="rId9"/>
+      <w:footerReference w:type="first" r:id="rId10"/>
       <w:type w:val="nextPage"/>
-      <w:pgSz w:w="12240" w:h="15840"/>
+      <w:pgSz w:w="11906" w:h="16838"/>
       <w:pgMar w:left="1440" w:right="1440" w:gutter="0" w:header="0" w:top="1440" w:footer="0" w:bottom="1440"/>
       <w:pgNumType w:start="1" w:fmt="decimal"/>
       <w:formProt w:val="false"/>
@@ -2968,9 +3622,9 @@
   <w:tbl>
     <w:tblPr>
       <w:tblStyle w:val="Standardowy"/>
-      <w:tblW w:w="9475" w:type="dxa"/>
+      <w:tblW w:w="9343" w:type="dxa"/>
       <w:jc w:val="left"/>
-      <w:tblInd w:w="-63" w:type="dxa"/>
+      <w:tblInd w:w="45" w:type="dxa"/>
       <w:tblLayout w:type="fixed"/>
       <w:tblCellMar>
         <w:top w:w="45" w:type="dxa"/>
@@ -2981,9 +3635,9 @@
       <w:tblLook w:val="0600" w:noVBand="1" w:noHBand="1" w:lastColumn="0" w:firstColumn="0" w:lastRow="0" w:firstRow="0"/>
     </w:tblPr>
     <w:tblGrid>
-      <w:gridCol w:w="3158"/>
-      <w:gridCol w:w="3158"/>
-      <w:gridCol w:w="3159"/>
+      <w:gridCol w:w="3114"/>
+      <w:gridCol w:w="3114"/>
+      <w:gridCol w:w="3115"/>
     </w:tblGrid>
     <w:tr>
       <w:trPr>
@@ -2991,7 +3645,7 @@
       </w:trPr>
       <w:tc>
         <w:tcPr>
-          <w:tcW w:w="3158" w:type="dxa"/>
+          <w:tcW w:w="3114" w:type="dxa"/>
           <w:tcBorders>
             <w:top w:val="single" w:sz="18" w:space="0" w:color="2E74B5"/>
           </w:tcBorders>
@@ -3124,7 +3778,7 @@
       </w:tc>
       <w:tc>
         <w:tcPr>
-          <w:tcW w:w="3158" w:type="dxa"/>
+          <w:tcW w:w="3114" w:type="dxa"/>
           <w:tcBorders>
             <w:top w:val="single" w:sz="18" w:space="0" w:color="2E74B5"/>
           </w:tcBorders>
@@ -3255,7 +3909,7 @@
       </w:tc>
       <w:tc>
         <w:tcPr>
-          <w:tcW w:w="3159" w:type="dxa"/>
+          <w:tcW w:w="3115" w:type="dxa"/>
           <w:tcBorders>
             <w:top w:val="single" w:sz="18" w:space="0" w:color="2E74B5"/>
           </w:tcBorders>
@@ -3548,9 +4202,9 @@
   <w:tbl>
     <w:tblPr>
       <w:tblStyle w:val="Standardowy"/>
-      <w:tblW w:w="9475" w:type="dxa"/>
+      <w:tblW w:w="9343" w:type="dxa"/>
       <w:jc w:val="left"/>
-      <w:tblInd w:w="-63" w:type="dxa"/>
+      <w:tblInd w:w="45" w:type="dxa"/>
       <w:tblLayout w:type="fixed"/>
       <w:tblCellMar>
         <w:top w:w="45" w:type="dxa"/>
@@ -3561,9 +4215,9 @@
       <w:tblLook w:val="0600" w:noVBand="1" w:noHBand="1" w:lastColumn="0" w:firstColumn="0" w:lastRow="0" w:firstRow="0"/>
     </w:tblPr>
     <w:tblGrid>
-      <w:gridCol w:w="3158"/>
-      <w:gridCol w:w="3158"/>
-      <w:gridCol w:w="3159"/>
+      <w:gridCol w:w="3114"/>
+      <w:gridCol w:w="3114"/>
+      <w:gridCol w:w="3115"/>
     </w:tblGrid>
     <w:tr>
       <w:trPr>
@@ -3571,7 +4225,7 @@
       </w:trPr>
       <w:tc>
         <w:tcPr>
-          <w:tcW w:w="3158" w:type="dxa"/>
+          <w:tcW w:w="3114" w:type="dxa"/>
           <w:tcBorders>
             <w:top w:val="single" w:sz="18" w:space="0" w:color="2E74B5"/>
           </w:tcBorders>
@@ -3704,7 +4358,7 @@
       </w:tc>
       <w:tc>
         <w:tcPr>
-          <w:tcW w:w="3158" w:type="dxa"/>
+          <w:tcW w:w="3114" w:type="dxa"/>
           <w:tcBorders>
             <w:top w:val="single" w:sz="18" w:space="0" w:color="2E74B5"/>
           </w:tcBorders>
@@ -3835,7 +4489,7 @@
       </w:tc>
       <w:tc>
         <w:tcPr>
-          <w:tcW w:w="3159" w:type="dxa"/>
+          <w:tcW w:w="3115" w:type="dxa"/>
           <w:tcBorders>
             <w:top w:val="single" w:sz="18" w:space="0" w:color="2E74B5"/>
           </w:tcBorders>
@@ -4161,7 +4815,7 @@
         <wp:inline distT="0" distB="0" distL="0" distR="0">
           <wp:extent cx="1585595" cy="920750"/>
           <wp:effectExtent l="0" t="0" r="0" b="0"/>
-          <wp:docPr id="1" name="image1.jpg" descr=""/>
+          <wp:docPr id="2" name="image1.jpg" descr=""/>
           <wp:cNvGraphicFramePr>
             <a:graphicFrameLocks xmlns:a="http://schemas.openxmlformats.org/drawingml/2006/main" noChangeAspect="1"/>
           </wp:cNvGraphicFramePr>
@@ -4169,7 +4823,7 @@
             <a:graphicData uri="http://schemas.openxmlformats.org/drawingml/2006/picture">
               <pic:pic xmlns:pic="http://schemas.openxmlformats.org/drawingml/2006/picture">
                 <pic:nvPicPr>
-                  <pic:cNvPr id="1" name="image1.jpg" descr=""/>
+                  <pic:cNvPr id="2" name="image1.jpg" descr=""/>
                   <pic:cNvPicPr>
                     <a:picLocks noChangeAspect="1" noChangeArrowheads="1"/>
                   </pic:cNvPicPr>
@@ -4224,7 +4878,7 @@
         <wp:inline distT="0" distB="0" distL="0" distR="0">
           <wp:extent cx="1585595" cy="920750"/>
           <wp:effectExtent l="0" t="0" r="0" b="0"/>
-          <wp:docPr id="2" name="image1.jpg" descr=""/>
+          <wp:docPr id="3" name="image1.jpg" descr=""/>
           <wp:cNvGraphicFramePr>
             <a:graphicFrameLocks xmlns:a="http://schemas.openxmlformats.org/drawingml/2006/main" noChangeAspect="1"/>
           </wp:cNvGraphicFramePr>
@@ -4232,7 +4886,7 @@
             <a:graphicData uri="http://schemas.openxmlformats.org/drawingml/2006/picture">
               <pic:pic xmlns:pic="http://schemas.openxmlformats.org/drawingml/2006/picture">
                 <pic:nvPicPr>
-                  <pic:cNvPr id="2" name="image1.jpg" descr=""/>
+                  <pic:cNvPr id="3" name="image1.jpg" descr=""/>
                   <pic:cNvPicPr>
                     <a:picLocks noChangeAspect="1" noChangeArrowheads="1"/>
                   </pic:cNvPicPr>
@@ -5021,6 +5675,20 @@
     <w:pPr/>
     <w:rPr/>
   </w:style>
+  <w:style w:type="paragraph" w:styleId="FrameContentsuser">
+    <w:name w:val="Frame Contents (user)"/>
+    <w:basedOn w:val="Normal"/>
+    <w:qFormat/>
+    <w:pPr/>
+    <w:rPr/>
+  </w:style>
+  <w:style w:type="paragraph" w:styleId="FrameContents">
+    <w:name w:val="Frame Contents"/>
+    <w:basedOn w:val="Normal"/>
+    <w:qFormat/>
+    <w:pPr/>
+    <w:rPr/>
+  </w:style>
   <w:style w:type="numbering" w:styleId="NoList" w:default="1">
     <w:name w:val="No List"/>
     <w:uiPriority w:val="99"/>

--- a/src/templates/Angebot-10.docx
+++ b/src/templates/Angebot-10.docx
@@ -3270,13 +3270,17 @@
       </w:r>
       <w:r>
         <w:rPr>
+          <w:rFonts w:ascii="Open Sans" w:hAnsi="Open Sans" w:eastAsia="Open Sans" w:cs="Open Sans"/>
           <w:b/>
+          <w:color w:val="030303"/>
           <w:lang w:val="de-DE"/>
         </w:rPr>
         <w:t>{Text}</w:t>
       </w:r>
       <w:r>
         <w:rPr>
+          <w:rFonts w:ascii="Open Sans" w:hAnsi="Open Sans" w:eastAsia="Open Sans" w:cs="Open Sans"/>
+          <w:color w:val="030303"/>
           <w:lang w:val="de-DE"/>
         </w:rPr>
         <w:t>{/IsTitle}{^IsTitle}{Text}{/IsTitle}{/SelfPayLines}</w:t>

--- a/src/templates/Angebot-10.docx
+++ b/src/templates/Angebot-10.docx
@@ -28,7 +28,7 @@
         <mc:AlternateContent>
           <mc:Choice Requires="wps">
             <w:drawing>
-              <wp:anchor behindDoc="0" distT="72390" distB="72390" distL="71755" distR="72390" simplePos="0" locked="0" layoutInCell="0" allowOverlap="1" relativeHeight="5">
+              <wp:anchor behindDoc="0" distT="72390" distB="72390" distL="70485" distR="72390" simplePos="0" locked="0" layoutInCell="0" allowOverlap="1" relativeHeight="5">
                 <wp:simplePos x="0" y="0"/>
                 <wp:positionH relativeFrom="page">
                   <wp:posOffset>720090</wp:posOffset>
@@ -134,8 +134,8 @@
                               <w:tblLook w:val="04a0" w:noVBand="1" w:noHBand="0" w:lastColumn="0" w:firstColumn="1" w:lastRow="0" w:firstRow="1"/>
                             </w:tblPr>
                             <w:tblGrid>
-                              <w:gridCol w:w="4798"/>
-                              <w:gridCol w:w="2402"/>
+                              <w:gridCol w:w="4796"/>
+                              <w:gridCol w:w="2404"/>
                               <w:gridCol w:w="2835"/>
                             </w:tblGrid>
                             <w:tr>
@@ -144,7 +144,7 @@
                               </w:trPr>
                               <w:tc>
                                 <w:tcPr>
-                                  <w:tcW w:w="4798" w:type="dxa"/>
+                                  <w:tcW w:w="4796" w:type="dxa"/>
                                   <w:tcBorders>
                                     <w:top w:val="single" w:sz="8" w:space="0" w:color="FFFFFF"/>
                                     <w:left w:val="single" w:sz="8" w:space="0" w:color="FFFFFF"/>
@@ -248,7 +248,7 @@
                               </w:tc>
                               <w:tc>
                                 <w:tcPr>
-                                  <w:tcW w:w="2402" w:type="dxa"/>
+                                  <w:tcW w:w="2404" w:type="dxa"/>
                                   <w:tcBorders>
                                     <w:top w:val="single" w:sz="8" w:space="0" w:color="FFFFFF"/>
                                     <w:left w:val="single" w:sz="8" w:space="0" w:color="FFFFFF"/>
@@ -639,7 +639,9 @@
                               </w:rPr>
                             </w:pPr>
                             <w:r>
-                              <w:rPr/>
+                              <w:rPr>
+                                <w:color w:val="000000"/>
+                              </w:rPr>
                             </w:r>
                           </w:p>
                         </w:txbxContent>
@@ -727,8 +729,8 @@
                         <w:tblLook w:val="04a0" w:noVBand="1" w:noHBand="0" w:lastColumn="0" w:firstColumn="1" w:lastRow="0" w:firstRow="1"/>
                       </w:tblPr>
                       <w:tblGrid>
-                        <w:gridCol w:w="4798"/>
-                        <w:gridCol w:w="2402"/>
+                        <w:gridCol w:w="4796"/>
+                        <w:gridCol w:w="2404"/>
                         <w:gridCol w:w="2835"/>
                       </w:tblGrid>
                       <w:tr>
@@ -737,7 +739,7 @@
                         </w:trPr>
                         <w:tc>
                           <w:tcPr>
-                            <w:tcW w:w="4798" w:type="dxa"/>
+                            <w:tcW w:w="4796" w:type="dxa"/>
                             <w:tcBorders>
                               <w:top w:val="single" w:sz="8" w:space="0" w:color="FFFFFF"/>
                               <w:left w:val="single" w:sz="8" w:space="0" w:color="FFFFFF"/>
@@ -841,7 +843,7 @@
                         </w:tc>
                         <w:tc>
                           <w:tcPr>
-                            <w:tcW w:w="2402" w:type="dxa"/>
+                            <w:tcW w:w="2404" w:type="dxa"/>
                             <w:tcBorders>
                               <w:top w:val="single" w:sz="8" w:space="0" w:color="FFFFFF"/>
                               <w:left w:val="single" w:sz="8" w:space="0" w:color="FFFFFF"/>
@@ -1232,7 +1234,9 @@
                         </w:rPr>
                       </w:pPr>
                       <w:r>
-                        <w:rPr/>
+                        <w:rPr>
+                          <w:color w:val="000000"/>
+                        </w:rPr>
                       </w:r>
                     </w:p>
                   </w:txbxContent>
@@ -1369,8 +1373,8 @@
         <w:gridCol w:w="479"/>
         <w:gridCol w:w="829"/>
         <w:gridCol w:w="5503"/>
-        <w:gridCol w:w="1352"/>
-        <w:gridCol w:w="1180"/>
+        <w:gridCol w:w="1351"/>
+        <w:gridCol w:w="1181"/>
       </w:tblGrid>
       <w:tr>
         <w:trPr>
@@ -1474,7 +1478,7 @@
         </w:tc>
         <w:tc>
           <w:tcPr>
-            <w:tcW w:w="1352" w:type="dxa"/>
+            <w:tcW w:w="1351" w:type="dxa"/>
             <w:tcBorders/>
             <w:shd w:color="auto" w:fill="CCCCCC" w:val="clear"/>
           </w:tcPr>
@@ -1503,7 +1507,7 @@
         </w:tc>
         <w:tc>
           <w:tcPr>
-            <w:tcW w:w="1180" w:type="dxa"/>
+            <w:tcW w:w="1181" w:type="dxa"/>
             <w:tcBorders/>
             <w:shd w:color="auto" w:fill="CCCCCC" w:val="clear"/>
           </w:tcPr>
@@ -1632,7 +1636,7 @@
         </w:tc>
         <w:tc>
           <w:tcPr>
-            <w:tcW w:w="1352" w:type="dxa"/>
+            <w:tcW w:w="1351" w:type="dxa"/>
             <w:tcBorders/>
             <w:shd w:color="auto" w:fill="FFFFFF" w:val="clear"/>
           </w:tcPr>
@@ -1662,7 +1666,7 @@
         </w:tc>
         <w:tc>
           <w:tcPr>
-            <w:tcW w:w="1180" w:type="dxa"/>
+            <w:tcW w:w="1181" w:type="dxa"/>
             <w:tcBorders/>
             <w:shd w:color="auto" w:fill="FFFFFF" w:val="clear"/>
           </w:tcPr>
@@ -2038,7 +2042,7 @@
         </w:tc>
         <w:tc>
           <w:tcPr>
-            <w:tcW w:w="1352" w:type="dxa"/>
+            <w:tcW w:w="1351" w:type="dxa"/>
             <w:tcBorders/>
             <w:shd w:color="auto" w:fill="FFFFFF" w:val="clear"/>
             <w:tcMar>
@@ -2068,7 +2072,7 @@
         </w:tc>
         <w:tc>
           <w:tcPr>
-            <w:tcW w:w="1180" w:type="dxa"/>
+            <w:tcW w:w="1181" w:type="dxa"/>
             <w:tcBorders/>
             <w:shd w:color="auto" w:fill="FFFFFF" w:val="clear"/>
             <w:tcMar>
@@ -2143,8 +2147,8 @@
         <w:gridCol w:w="479"/>
         <w:gridCol w:w="829"/>
         <w:gridCol w:w="5503"/>
-        <w:gridCol w:w="1352"/>
-        <w:gridCol w:w="1180"/>
+        <w:gridCol w:w="1351"/>
+        <w:gridCol w:w="1181"/>
       </w:tblGrid>
       <w:tr>
         <w:trPr>
@@ -2252,7 +2256,7 @@
         </w:tc>
         <w:tc>
           <w:tcPr>
-            <w:tcW w:w="1352" w:type="dxa"/>
+            <w:tcW w:w="1351" w:type="dxa"/>
             <w:tcBorders/>
             <w:shd w:color="auto" w:fill="FFFFFF" w:val="clear"/>
           </w:tcPr>
@@ -2284,7 +2288,7 @@
         </w:tc>
         <w:tc>
           <w:tcPr>
-            <w:tcW w:w="1180" w:type="dxa"/>
+            <w:tcW w:w="1181" w:type="dxa"/>
             <w:tcBorders/>
             <w:shd w:color="auto" w:fill="FFFFFF" w:val="clear"/>
             <w:tcMar>
@@ -2538,7 +2542,7 @@
         </w:tc>
         <w:tc>
           <w:tcPr>
-            <w:tcW w:w="1352" w:type="dxa"/>
+            <w:tcW w:w="1351" w:type="dxa"/>
             <w:tcBorders/>
             <w:shd w:color="auto" w:fill="FFFFFF" w:val="clear"/>
           </w:tcPr>
@@ -2564,7 +2568,7 @@
         </w:tc>
         <w:tc>
           <w:tcPr>
-            <w:tcW w:w="1180" w:type="dxa"/>
+            <w:tcW w:w="1181" w:type="dxa"/>
             <w:tcBorders/>
             <w:shd w:color="auto" w:fill="FFFFFF" w:val="clear"/>
             <w:vAlign w:val="center"/>
@@ -2722,7 +2726,7 @@
         </w:tc>
         <w:tc>
           <w:tcPr>
-            <w:tcW w:w="1352" w:type="dxa"/>
+            <w:tcW w:w="1351" w:type="dxa"/>
             <w:tcBorders/>
             <w:shd w:color="auto" w:fill="FFFFFF" w:val="clear"/>
           </w:tcPr>
@@ -2752,7 +2756,7 @@
         </w:tc>
         <w:tc>
           <w:tcPr>
-            <w:tcW w:w="1180" w:type="dxa"/>
+            <w:tcW w:w="1181" w:type="dxa"/>
             <w:tcBorders/>
             <w:shd w:color="auto" w:fill="FFFFFF" w:val="clear"/>
           </w:tcPr>
@@ -3105,108 +3109,20 @@
     <w:p>
       <w:pPr>
         <w:pStyle w:val="Normal"/>
-        <w:ind w:left="125"/>
+        <w:widowControl w:val="false"/>
+        <w:suppressAutoHyphens w:val="true"/>
+        <w:bidi w:val="0"/>
+        <w:spacing w:lineRule="auto" w:line="286" w:before="170" w:after="0"/>
+        <w:ind w:hanging="0" w:left="0" w:right="0"/>
+        <w:jc w:val="left"/>
         <w:rPr>
           <w:rFonts w:ascii="Open Sans" w:hAnsi="Open Sans" w:eastAsia="Open Sans" w:cs="Open Sans"/>
-          <w:color w:val="000000"/>
-          <w:lang w:val="de-DE"/>
-        </w:rPr>
-      </w:pPr>
-      <w:r>
-        <w:rPr>
-          <w:rFonts w:eastAsia="Open Sans" w:cs="Open Sans" w:ascii="Open Sans" w:hAnsi="Open Sans"/>
-          <w:color w:val="030303"/>
-          <w:lang w:val="de-DE"/>
-        </w:rPr>
-        <w:t>Es handelt sich hierbei um ein Festpreisangebot für die oben definierten Leistungen. Für eine Teilbeauftragung wäre ein neues Angebot erforderlich.{#EbenerdigHinweis}</w:t>
-      </w:r>
-    </w:p>
-    <w:p>
-      <w:pPr>
-        <w:pStyle w:val="normal1"/>
-        <w:spacing w:before="23" w:after="0"/>
-        <w:rPr>
-          <w:rFonts w:ascii="Open Sans" w:hAnsi="Open Sans" w:eastAsia="Open Sans" w:cs="Open Sans"/>
-          <w:color w:val="000000"/>
-          <w:lang w:val="de-DE"/>
-        </w:rPr>
-      </w:pPr>
-      <w:r>
-        <w:rPr>
-          <w:rFonts w:eastAsia="Open Sans" w:cs="Open Sans" w:ascii="Open Sans" w:hAnsi="Open Sans"/>
-          <w:color w:val="000000"/>
-          <w:lang w:val="de-DE"/>
-        </w:rPr>
-      </w:r>
-    </w:p>
-    <w:p>
-      <w:pPr>
-        <w:pStyle w:val="Normal"/>
-        <w:spacing w:lineRule="auto" w:line="286"/>
-        <w:ind w:left="123"/>
-        <w:rPr>
-          <w:rFonts w:ascii="Open Sans" w:hAnsi="Open Sans" w:eastAsia="Open Sans" w:cs="Open Sans"/>
-          <w:color w:val="000000"/>
-          <w:lang w:val="de-DE"/>
-        </w:rPr>
-      </w:pPr>
-      <w:r>
-        <w:rPr>
-          <w:rFonts w:eastAsia="Open Sans Semibold" w:cs="Open Sans Semibold" w:ascii="Open Sans Semibold" w:hAnsi="Open Sans Semibold"/>
-          <w:color w:val="030303"/>
-          <w:lang w:val="de-DE"/>
-        </w:rPr>
-        <w:t>HINWEIS:</w:t>
-      </w:r>
-      <w:r>
-        <w:rPr>
-          <w:rFonts w:eastAsia="Open Sans" w:cs="Open Sans" w:ascii="Open Sans" w:hAnsi="Open Sans"/>
-          <w:color w:val="030303"/>
-          <w:lang w:val="de-DE"/>
-        </w:rPr>
-        <w:t xml:space="preserve"> Ob eine ebenerdige Montage der Duschwanne möglich ist, kann erst nach dem Ausbau der bestehenden Wanne beurteilen werden. Sollten dabei zusätzliche oder weitere Leistungen erforderlich oder von Ihnen gewünscht sein, können zusätzliche Kosten entstehen.{/EbenerdigHinweis}</w:t>
-      </w:r>
-      <w:r>
-        <w:rPr>
-          <w:lang w:val="de-DE"/>
-        </w:rPr>
-        <w:br/>
-      </w:r>
-    </w:p>
-    <w:p>
-      <w:pPr>
-        <w:pStyle w:val="Normal"/>
-        <w:spacing w:lineRule="auto" w:line="283"/>
-        <w:ind w:left="125" w:right="1024"/>
-        <w:rPr>
-          <w:rFonts w:ascii="Open Sans" w:hAnsi="Open Sans" w:eastAsia="Open Sans" w:cs="Open Sans"/>
+          <w:b/>
+          <w:bCs/>
           <w:color w:val="030303"/>
           <w:lang w:val="de-DE"/>
         </w:rPr>
       </w:pPr>
-      <w:r>
-        <w:rPr>
-          <w:rFonts w:eastAsia="Open Sans" w:cs="Open Sans" w:ascii="Open Sans" w:hAnsi="Open Sans"/>
-          <w:color w:val="030303"/>
-          <w:lang w:val="de-DE"/>
-        </w:rPr>
-        <w:t>Diese werden vorab mit Ihnen besprochen, bedürfen lhrer Zustimmung und werden auf Regiebasis nach tatsächlichem Aufwand abgerechnet. (Stundensatz-Facharbeiter: {RegieRateFmt} netto){#hasSubsidyLine}</w:t>
-      </w:r>
-      <w:r>
-        <w:rPr>
-          <w:lang w:val="de-DE"/>
-        </w:rPr>
-        <w:br/>
-        <w:br/>
-      </w:r>
-      <w:r>
-        <w:rPr>
-          <w:rFonts w:eastAsia="Open Sans" w:cs="Open Sans" w:ascii="Open Sans" w:hAnsi="Open Sans"/>
-          <w:color w:val="030303"/>
-          <w:lang w:val="de-DE"/>
-        </w:rPr>
-        <w:t xml:space="preserve">Der Selbstkostenanteil beträgt </w:t>
-      </w:r>
       <w:r>
         <w:rPr>
           <w:rFonts w:eastAsia="Open Sans" w:cs="Open Sans" w:ascii="Open Sans" w:hAnsi="Open Sans"/>
@@ -3215,33 +3131,107 @@
           <w:color w:val="030303"/>
           <w:lang w:val="de-DE"/>
         </w:rPr>
-        <w:t>{SelbstkostenanteilFmt}</w:t>
+        <w:t>Wichtige Hinweise:</w:t>
       </w:r>
+    </w:p>
+    <w:p>
+      <w:pPr>
+        <w:pStyle w:val="Normal"/>
+        <w:widowControl w:val="false"/>
+        <w:numPr>
+          <w:ilvl w:val="3"/>
+          <w:numId w:val="1"/>
+        </w:numPr>
+        <w:suppressAutoHyphens w:val="true"/>
+        <w:bidi w:val="0"/>
+        <w:spacing w:lineRule="auto" w:line="286" w:before="170" w:after="0"/>
+        <w:ind w:hanging="283" w:left="340" w:right="0"/>
+        <w:jc w:val="left"/>
+        <w:rPr>
+          <w:rFonts w:ascii="Open Sans" w:hAnsi="Open Sans"/>
+        </w:rPr>
+      </w:pPr>
       <w:r>
         <w:rPr>
-          <w:rFonts w:eastAsia="Open Sans" w:cs="Open Sans" w:ascii="Open Sans" w:hAnsi="Open Sans"/>
-          <w:color w:val="030303"/>
+          <w:rFonts w:ascii="Open Sans" w:hAnsi="Open Sans"/>
           <w:lang w:val="de-DE"/>
         </w:rPr>
-        <w:t xml:space="preserve"> unter Berücksichtigung eines gewährten Zuschusses durch die Pflegekasse i.H.v. </w:t>
+        <w:t>Es handelt sich hierbei um ein Festpreisangebot für die oben definierten Leistungen. Für eine Teilbeauftragung wäre ein neues Angebot erforderlich.{#hasSubsidyLine}</w:t>
       </w:r>
+    </w:p>
+    <w:p>
+      <w:pPr>
+        <w:pStyle w:val="Normal"/>
+        <w:widowControl w:val="false"/>
+        <w:numPr>
+          <w:ilvl w:val="3"/>
+          <w:numId w:val="1"/>
+        </w:numPr>
+        <w:suppressAutoHyphens w:val="true"/>
+        <w:bidi w:val="0"/>
+        <w:spacing w:lineRule="auto" w:line="286" w:before="170" w:after="0"/>
+        <w:ind w:hanging="283" w:left="340" w:right="0"/>
+        <w:jc w:val="left"/>
+        <w:rPr>
+          <w:rFonts w:ascii="Open Sans" w:hAnsi="Open Sans"/>
+        </w:rPr>
+      </w:pPr>
       <w:r>
         <w:rPr>
-          <w:rFonts w:eastAsia="Open Sans" w:cs="Open Sans" w:ascii="Open Sans" w:hAnsi="Open Sans"/>
-          <w:b/>
-          <w:bCs/>
-          <w:color w:val="030303"/>
+          <w:rFonts w:ascii="Open Sans" w:hAnsi="Open Sans"/>
           <w:lang w:val="de-DE"/>
         </w:rPr>
-        <w:t>{Zuschusskrankenkasse}</w:t>
+        <w:t>Ihr Eigenanteil beträgt {SelbstkostenanteilFmt} unter Berücksichtigung eines gewährten Zuschusses durch die Pflegekasse i.H.v. {Zuschusskrankenkasse}.{/hasSubsidyLine}{#EbenerdigHinweis}</w:t>
       </w:r>
+    </w:p>
+    <w:p>
+      <w:pPr>
+        <w:pStyle w:val="Normal"/>
+        <w:widowControl w:val="false"/>
+        <w:numPr>
+          <w:ilvl w:val="3"/>
+          <w:numId w:val="1"/>
+        </w:numPr>
+        <w:suppressAutoHyphens w:val="true"/>
+        <w:bidi w:val="0"/>
+        <w:spacing w:lineRule="auto" w:line="286" w:before="170" w:after="0"/>
+        <w:ind w:hanging="283" w:left="340" w:right="0"/>
+        <w:jc w:val="left"/>
+        <w:rPr>
+          <w:rFonts w:ascii="Open Sans" w:hAnsi="Open Sans"/>
+        </w:rPr>
+      </w:pPr>
       <w:r>
         <w:rPr>
-          <w:rFonts w:eastAsia="Open Sans" w:cs="Open Sans" w:ascii="Open Sans" w:hAnsi="Open Sans"/>
-          <w:color w:val="030303"/>
+          <w:rFonts w:ascii="Open Sans" w:hAnsi="Open Sans"/>
           <w:lang w:val="de-DE"/>
         </w:rPr>
-        <w:t>.{/hasSubsidyLine}</w:t>
+        <w:t>Ob eine ebenerdige Montage der Duschwanne möglich ist, kann erst nach dem Ausbau der bestehenden Wanne beurteilt werden. Sollten dabei zusätzliche oder weitere Leistungen erforderlich oder von Ihnen gewünscht sein, können zusätzliche Kosten entstehen. Diese werden vorab mit Ihnen besprochen, bedürfen Ihrer Zustimmung und werden auf Regiebasis nach tatsächlichem Aufwand abgerechnet. (Stundensatz-Facharbeiter: {RegieRateFmt} netto){/EbenerdigHinweis}{#VermieterZustimmungHinweis}</w:t>
+      </w:r>
+    </w:p>
+    <w:p>
+      <w:pPr>
+        <w:pStyle w:val="Normal"/>
+        <w:widowControl w:val="false"/>
+        <w:numPr>
+          <w:ilvl w:val="3"/>
+          <w:numId w:val="1"/>
+        </w:numPr>
+        <w:suppressAutoHyphens w:val="true"/>
+        <w:bidi w:val="0"/>
+        <w:spacing w:lineRule="auto" w:line="286" w:before="170" w:after="0"/>
+        <w:ind w:hanging="283" w:left="340" w:right="0"/>
+        <w:jc w:val="left"/>
+        <w:rPr>
+          <w:rFonts w:ascii="Open Sans" w:hAnsi="Open Sans"/>
+        </w:rPr>
+      </w:pPr>
+      <w:r>
+        <w:rPr>
+          <w:rFonts w:ascii="Open Sans" w:hAnsi="Open Sans"/>
+          <w:lang w:val="de-DE"/>
+        </w:rPr>
+        <w:t>Der Auftrag kommt erst mit schriftlicher Zustimmung des Vermieters zustande.{/VermieterZustimmungHinweis}</w:t>
       </w:r>
     </w:p>
     <w:p>
@@ -3289,8 +3279,12 @@
     <w:p>
       <w:pPr>
         <w:pStyle w:val="Normal"/>
+        <w:widowControl w:val="false"/>
+        <w:suppressAutoHyphens w:val="true"/>
+        <w:bidi w:val="0"/>
         <w:spacing w:lineRule="auto" w:line="286" w:before="215" w:after="0"/>
-        <w:ind w:left="123" w:right="222"/>
+        <w:ind w:hanging="0" w:left="0" w:right="0"/>
+        <w:jc w:val="left"/>
         <w:rPr>
           <w:rFonts w:ascii="Open Sans" w:hAnsi="Open Sans" w:eastAsia="Open Sans" w:cs="Open Sans"/>
           <w:color w:val="000000"/>
@@ -3359,7 +3353,12 @@
     <w:p>
       <w:pPr>
         <w:pStyle w:val="Normal"/>
-        <w:ind w:left="123"/>
+        <w:widowControl w:val="false"/>
+        <w:suppressAutoHyphens w:val="true"/>
+        <w:bidi w:val="0"/>
+        <w:spacing w:before="0" w:after="0"/>
+        <w:ind w:hanging="0" w:left="0" w:right="0"/>
+        <w:jc w:val="left"/>
         <w:rPr>
           <w:rFonts w:ascii="Open Sans" w:hAnsi="Open Sans" w:eastAsia="Open Sans" w:cs="Open Sans"/>
           <w:color w:val="000000"/>
@@ -4919,6 +4918,270 @@
     </w:r>
   </w:p>
 </w:hdr>
+</file>
+
+<file path=word/numbering.xml><?xml version="1.0" encoding="utf-8"?>
+<w:numbering xmlns:w="http://schemas.openxmlformats.org/wordprocessingml/2006/main" xmlns:o="urn:schemas-microsoft-com:office:office" xmlns:r="http://schemas.openxmlformats.org/officeDocument/2006/relationships" xmlns:v="urn:schemas-microsoft-com:vml" xmlns:mc="http://schemas.openxmlformats.org/markup-compatibility/2006" xmlns:w14="http://schemas.microsoft.com/office/word/2010/wordml" mc:Ignorable="w14">
+  <w:abstractNum w:abstractNumId="1">
+    <w:lvl w:ilvl="0">
+      <w:start w:val="1"/>
+      <w:numFmt w:val="bullet"/>
+      <w:lvlText w:val=""/>
+      <w:lvlJc w:val="left"/>
+      <w:pPr>
+        <w:ind w:left="-303" w:hanging="360"/>
+      </w:pPr>
+      <w:rPr>
+        <w:rFonts w:ascii="Symbol" w:hAnsi="Symbol" w:cs="Symbol" w:hint="default"/>
+      </w:rPr>
+    </w:lvl>
+    <w:lvl w:ilvl="1">
+      <w:start w:val="1"/>
+      <w:numFmt w:val="bullet"/>
+      <w:lvlText w:val=""/>
+      <w:lvlJc w:val="left"/>
+      <w:pPr>
+        <w:tabs>
+          <w:tab w:val="num" w:pos="57"/>
+        </w:tabs>
+        <w:ind w:left="57" w:hanging="360"/>
+      </w:pPr>
+      <w:rPr>
+        <w:rFonts w:ascii="Symbol" w:hAnsi="Symbol" w:cs="Symbol" w:hint="default"/>
+      </w:rPr>
+    </w:lvl>
+    <w:lvl w:ilvl="2">
+      <w:start w:val="1"/>
+      <w:numFmt w:val="bullet"/>
+      <w:lvlText w:val=""/>
+      <w:lvlJc w:val="left"/>
+      <w:pPr>
+        <w:tabs>
+          <w:tab w:val="num" w:pos="417"/>
+        </w:tabs>
+        <w:ind w:left="417" w:hanging="360"/>
+      </w:pPr>
+      <w:rPr>
+        <w:rFonts w:ascii="Symbol" w:hAnsi="Symbol" w:cs="Symbol" w:hint="default"/>
+      </w:rPr>
+    </w:lvl>
+    <w:lvl w:ilvl="3">
+      <w:start w:val="1"/>
+      <w:numFmt w:val="bullet"/>
+      <w:lvlText w:val="●"/>
+      <w:lvlJc w:val="left"/>
+      <w:pPr>
+        <w:tabs>
+          <w:tab w:val="num" w:pos="1800"/>
+        </w:tabs>
+        <w:ind w:left="1800" w:hanging="360"/>
+      </w:pPr>
+      <w:rPr>
+        <w:rFonts w:ascii="Arial" w:hAnsi="Arial" w:cs="Arial" w:hint="default"/>
+      </w:rPr>
+    </w:lvl>
+    <w:lvl w:ilvl="4">
+      <w:start w:val="1"/>
+      <w:numFmt w:val="bullet"/>
+      <w:lvlText w:val=""/>
+      <w:lvlJc w:val="left"/>
+      <w:pPr>
+        <w:tabs>
+          <w:tab w:val="num" w:pos="1137"/>
+        </w:tabs>
+        <w:ind w:left="1137" w:hanging="360"/>
+      </w:pPr>
+      <w:rPr>
+        <w:rFonts w:ascii="Symbol" w:hAnsi="Symbol" w:cs="Symbol" w:hint="default"/>
+      </w:rPr>
+    </w:lvl>
+    <w:lvl w:ilvl="5">
+      <w:start w:val="1"/>
+      <w:numFmt w:val="bullet"/>
+      <w:lvlText w:val=""/>
+      <w:lvlJc w:val="left"/>
+      <w:pPr>
+        <w:tabs>
+          <w:tab w:val="num" w:pos="1497"/>
+        </w:tabs>
+        <w:ind w:left="1497" w:hanging="360"/>
+      </w:pPr>
+      <w:rPr>
+        <w:rFonts w:ascii="Symbol" w:hAnsi="Symbol" w:cs="Symbol" w:hint="default"/>
+      </w:rPr>
+    </w:lvl>
+    <w:lvl w:ilvl="6">
+      <w:start w:val="1"/>
+      <w:numFmt w:val="bullet"/>
+      <w:lvlText w:val=""/>
+      <w:lvlJc w:val="left"/>
+      <w:pPr>
+        <w:tabs>
+          <w:tab w:val="num" w:pos="1857"/>
+        </w:tabs>
+        <w:ind w:left="1857" w:hanging="360"/>
+      </w:pPr>
+      <w:rPr>
+        <w:rFonts w:ascii="Symbol" w:hAnsi="Symbol" w:cs="Symbol" w:hint="default"/>
+      </w:rPr>
+    </w:lvl>
+    <w:lvl w:ilvl="7">
+      <w:start w:val="1"/>
+      <w:numFmt w:val="bullet"/>
+      <w:lvlText w:val=""/>
+      <w:lvlJc w:val="left"/>
+      <w:pPr>
+        <w:tabs>
+          <w:tab w:val="num" w:pos="2217"/>
+        </w:tabs>
+        <w:ind w:left="2217" w:hanging="360"/>
+      </w:pPr>
+      <w:rPr>
+        <w:rFonts w:ascii="Symbol" w:hAnsi="Symbol" w:cs="Symbol" w:hint="default"/>
+      </w:rPr>
+    </w:lvl>
+    <w:lvl w:ilvl="8">
+      <w:start w:val="1"/>
+      <w:numFmt w:val="bullet"/>
+      <w:lvlText w:val=""/>
+      <w:lvlJc w:val="left"/>
+      <w:pPr>
+        <w:tabs>
+          <w:tab w:val="num" w:pos="2577"/>
+        </w:tabs>
+        <w:ind w:left="2577" w:hanging="360"/>
+      </w:pPr>
+      <w:rPr>
+        <w:rFonts w:ascii="Symbol" w:hAnsi="Symbol" w:cs="Symbol" w:hint="default"/>
+      </w:rPr>
+    </w:lvl>
+  </w:abstractNum>
+  <w:abstractNum w:abstractNumId="2">
+    <w:lvl w:ilvl="0">
+      <w:start w:val="1"/>
+      <w:numFmt w:val="none"/>
+      <w:suff w:val="nothing"/>
+      <w:lvlText w:val=""/>
+      <w:lvlJc w:val="left"/>
+      <w:pPr>
+        <w:tabs>
+          <w:tab w:val="num" w:pos="0"/>
+        </w:tabs>
+        <w:ind w:left="0" w:hanging="0"/>
+      </w:pPr>
+    </w:lvl>
+    <w:lvl w:ilvl="1">
+      <w:start w:val="1"/>
+      <w:numFmt w:val="none"/>
+      <w:suff w:val="nothing"/>
+      <w:lvlText w:val=""/>
+      <w:lvlJc w:val="left"/>
+      <w:pPr>
+        <w:tabs>
+          <w:tab w:val="num" w:pos="0"/>
+        </w:tabs>
+        <w:ind w:left="0" w:hanging="0"/>
+      </w:pPr>
+    </w:lvl>
+    <w:lvl w:ilvl="2">
+      <w:start w:val="1"/>
+      <w:numFmt w:val="none"/>
+      <w:suff w:val="nothing"/>
+      <w:lvlText w:val=""/>
+      <w:lvlJc w:val="left"/>
+      <w:pPr>
+        <w:tabs>
+          <w:tab w:val="num" w:pos="0"/>
+        </w:tabs>
+        <w:ind w:left="0" w:hanging="0"/>
+      </w:pPr>
+    </w:lvl>
+    <w:lvl w:ilvl="3">
+      <w:start w:val="1"/>
+      <w:numFmt w:val="none"/>
+      <w:suff w:val="nothing"/>
+      <w:lvlText w:val=""/>
+      <w:lvlJc w:val="left"/>
+      <w:pPr>
+        <w:tabs>
+          <w:tab w:val="num" w:pos="0"/>
+        </w:tabs>
+        <w:ind w:left="0" w:hanging="0"/>
+      </w:pPr>
+    </w:lvl>
+    <w:lvl w:ilvl="4">
+      <w:start w:val="1"/>
+      <w:numFmt w:val="none"/>
+      <w:suff w:val="nothing"/>
+      <w:lvlText w:val=""/>
+      <w:lvlJc w:val="left"/>
+      <w:pPr>
+        <w:tabs>
+          <w:tab w:val="num" w:pos="0"/>
+        </w:tabs>
+        <w:ind w:left="0" w:hanging="0"/>
+      </w:pPr>
+    </w:lvl>
+    <w:lvl w:ilvl="5">
+      <w:start w:val="1"/>
+      <w:numFmt w:val="none"/>
+      <w:suff w:val="nothing"/>
+      <w:lvlText w:val=""/>
+      <w:lvlJc w:val="left"/>
+      <w:pPr>
+        <w:tabs>
+          <w:tab w:val="num" w:pos="0"/>
+        </w:tabs>
+        <w:ind w:left="0" w:hanging="0"/>
+      </w:pPr>
+    </w:lvl>
+    <w:lvl w:ilvl="6">
+      <w:start w:val="1"/>
+      <w:numFmt w:val="none"/>
+      <w:suff w:val="nothing"/>
+      <w:lvlText w:val=""/>
+      <w:lvlJc w:val="left"/>
+      <w:pPr>
+        <w:tabs>
+          <w:tab w:val="num" w:pos="0"/>
+        </w:tabs>
+        <w:ind w:left="0" w:hanging="0"/>
+      </w:pPr>
+    </w:lvl>
+    <w:lvl w:ilvl="7">
+      <w:start w:val="1"/>
+      <w:numFmt w:val="none"/>
+      <w:suff w:val="nothing"/>
+      <w:lvlText w:val=""/>
+      <w:lvlJc w:val="left"/>
+      <w:pPr>
+        <w:tabs>
+          <w:tab w:val="num" w:pos="0"/>
+        </w:tabs>
+        <w:ind w:left="0" w:hanging="0"/>
+      </w:pPr>
+    </w:lvl>
+    <w:lvl w:ilvl="8">
+      <w:start w:val="1"/>
+      <w:numFmt w:val="none"/>
+      <w:suff w:val="nothing"/>
+      <w:lvlText w:val=""/>
+      <w:lvlJc w:val="left"/>
+      <w:pPr>
+        <w:tabs>
+          <w:tab w:val="num" w:pos="0"/>
+        </w:tabs>
+        <w:ind w:left="0" w:hanging="0"/>
+      </w:pPr>
+    </w:lvl>
+  </w:abstractNum>
+  <w:num w:numId="1">
+    <w:abstractNumId w:val="1"/>
+  </w:num>
+  <w:num w:numId="2">
+    <w:abstractNumId w:val="2"/>
+  </w:num>
+</w:numbering>
 </file>
 
 <file path=word/styles.xml><?xml version="1.0" encoding="utf-8"?>
@@ -5550,6 +5813,25 @@
       <w:sz w:val="21"/>
     </w:rPr>
   </w:style>
+  <w:style w:type="character" w:styleId="Bulletsuser">
+    <w:name w:val="Bullets (user)"/>
+    <w:qFormat/>
+    <w:rPr>
+      <w:rFonts w:ascii="OpenSymbol" w:hAnsi="OpenSymbol" w:eastAsia="OpenSymbol" w:cs="OpenSymbol"/>
+    </w:rPr>
+  </w:style>
+  <w:style w:type="character" w:styleId="Bullets">
+    <w:name w:val="Bullets"/>
+    <w:qFormat/>
+    <w:rPr>
+      <w:rFonts w:ascii="OpenSymbol" w:hAnsi="OpenSymbol" w:eastAsia="OpenSymbol" w:cs="OpenSymbol"/>
+    </w:rPr>
+  </w:style>
+  <w:style w:type="character" w:styleId="NumberingSymbols">
+    <w:name w:val="Numbering Symbols"/>
+    <w:qFormat/>
+    <w:rPr/>
+  </w:style>
   <w:style w:type="paragraph" w:styleId="Heading" w:customStyle="1">
     <w:name w:val="Heading"/>
     <w:basedOn w:val="Normal"/>
@@ -5698,6 +5980,10 @@
     <w:uiPriority w:val="99"/>
     <w:semiHidden/>
     <w:unhideWhenUsed/>
+    <w:qFormat/>
+  </w:style>
+  <w:style w:type="numbering" w:styleId="Bullet">
+    <w:name w:val="Bullet •"/>
     <w:qFormat/>
   </w:style>
   <w:style w:type="table" w:default="1" w:styleId="Standardowy">

--- a/src/templates/Angebot-10.docx
+++ b/src/templates/Angebot-10.docx
@@ -28,7 +28,7 @@
         <mc:AlternateContent>
           <mc:Choice Requires="wps">
             <w:drawing>
-              <wp:anchor behindDoc="0" distT="72390" distB="72390" distL="70485" distR="72390" simplePos="0" locked="0" layoutInCell="0" allowOverlap="1" relativeHeight="5">
+              <wp:anchor behindDoc="0" distT="72390" distB="72390" distL="69215" distR="72390" simplePos="0" locked="0" layoutInCell="0" allowOverlap="1" relativeHeight="5">
                 <wp:simplePos x="0" y="0"/>
                 <wp:positionH relativeFrom="page">
                   <wp:posOffset>720090</wp:posOffset>
@@ -134,8 +134,8 @@
                               <w:tblLook w:val="04a0" w:noVBand="1" w:noHBand="0" w:lastColumn="0" w:firstColumn="1" w:lastRow="0" w:firstRow="1"/>
                             </w:tblPr>
                             <w:tblGrid>
-                              <w:gridCol w:w="4796"/>
-                              <w:gridCol w:w="2404"/>
+                              <w:gridCol w:w="4795"/>
+                              <w:gridCol w:w="2405"/>
                               <w:gridCol w:w="2835"/>
                             </w:tblGrid>
                             <w:tr>
@@ -144,7 +144,7 @@
                               </w:trPr>
                               <w:tc>
                                 <w:tcPr>
-                                  <w:tcW w:w="4796" w:type="dxa"/>
+                                  <w:tcW w:w="4795" w:type="dxa"/>
                                   <w:tcBorders>
                                     <w:top w:val="single" w:sz="8" w:space="0" w:color="FFFFFF"/>
                                     <w:left w:val="single" w:sz="8" w:space="0" w:color="FFFFFF"/>
@@ -248,7 +248,7 @@
                               </w:tc>
                               <w:tc>
                                 <w:tcPr>
-                                  <w:tcW w:w="2404" w:type="dxa"/>
+                                  <w:tcW w:w="2405" w:type="dxa"/>
                                   <w:tcBorders>
                                     <w:top w:val="single" w:sz="8" w:space="0" w:color="FFFFFF"/>
                                     <w:left w:val="single" w:sz="8" w:space="0" w:color="FFFFFF"/>
@@ -729,8 +729,8 @@
                         <w:tblLook w:val="04a0" w:noVBand="1" w:noHBand="0" w:lastColumn="0" w:firstColumn="1" w:lastRow="0" w:firstRow="1"/>
                       </w:tblPr>
                       <w:tblGrid>
-                        <w:gridCol w:w="4796"/>
-                        <w:gridCol w:w="2404"/>
+                        <w:gridCol w:w="4795"/>
+                        <w:gridCol w:w="2405"/>
                         <w:gridCol w:w="2835"/>
                       </w:tblGrid>
                       <w:tr>
@@ -739,7 +739,7 @@
                         </w:trPr>
                         <w:tc>
                           <w:tcPr>
-                            <w:tcW w:w="4796" w:type="dxa"/>
+                            <w:tcW w:w="4795" w:type="dxa"/>
                             <w:tcBorders>
                               <w:top w:val="single" w:sz="8" w:space="0" w:color="FFFFFF"/>
                               <w:left w:val="single" w:sz="8" w:space="0" w:color="FFFFFF"/>
@@ -843,7 +843,7 @@
                         </w:tc>
                         <w:tc>
                           <w:tcPr>
-                            <w:tcW w:w="2404" w:type="dxa"/>
+                            <w:tcW w:w="2405" w:type="dxa"/>
                             <w:tcBorders>
                               <w:top w:val="single" w:sz="8" w:space="0" w:color="FFFFFF"/>
                               <w:left w:val="single" w:sz="8" w:space="0" w:color="FFFFFF"/>
@@ -3231,27 +3231,21 @@
           <w:rFonts w:ascii="Open Sans" w:hAnsi="Open Sans"/>
           <w:lang w:val="de-DE"/>
         </w:rPr>
-        <w:t>Der Auftrag kommt erst mit schriftlicher Zustimmung des Vermieters zustande.{/VermieterZustimmungHinweis}</w:t>
+        <w:t>Dieser Auftrag setzt die schriftliche Zustimmung Ihres Vermieters voraus.{/VermieterZustimmungHinweis}</w:t>
       </w:r>
     </w:p>
     <w:p>
       <w:pPr>
         <w:pStyle w:val="Normal"/>
-        <w:spacing w:lineRule="auto" w:line="283"/>
+        <w:spacing w:lineRule="auto" w:line="283" w:before="170" w:after="0"/>
         <w:ind w:left="125" w:right="1024"/>
         <w:rPr>
-          <w:rFonts w:ascii="Open Sans" w:hAnsi="Open Sans" w:eastAsia="Open Sans" w:cs="Open Sans"/>
-          <w:b/>
-          <w:bCs/>
-          <w:i/>
-          <w:i/>
-          <w:iCs/>
-          <w:color w:val="030303"/>
-          <w:lang w:val="de-DE"/>
+          <w:rFonts w:ascii="Open Sans" w:hAnsi="Open Sans"/>
         </w:rPr>
       </w:pPr>
       <w:r>
         <w:rPr>
+          <w:rFonts w:ascii="Open Sans" w:hAnsi="Open Sans"/>
           <w:lang w:val="de-DE"/>
         </w:rPr>
         <w:t>{#SelfPayLines}</w:t>
@@ -3260,7 +3254,7 @@
       </w:r>
       <w:r>
         <w:rPr>
-          <w:rFonts w:ascii="Open Sans" w:hAnsi="Open Sans" w:eastAsia="Open Sans" w:cs="Open Sans"/>
+          <w:rFonts w:eastAsia="Open Sans" w:cs="Open Sans" w:ascii="Open Sans" w:hAnsi="Open Sans"/>
           <w:b/>
           <w:color w:val="030303"/>
           <w:lang w:val="de-DE"/>
@@ -3269,7 +3263,7 @@
       </w:r>
       <w:r>
         <w:rPr>
-          <w:rFonts w:ascii="Open Sans" w:hAnsi="Open Sans" w:eastAsia="Open Sans" w:cs="Open Sans"/>
+          <w:rFonts w:eastAsia="Open Sans" w:cs="Open Sans" w:ascii="Open Sans" w:hAnsi="Open Sans"/>
           <w:color w:val="030303"/>
           <w:lang w:val="de-DE"/>
         </w:rPr>
@@ -4929,6 +4923,9 @@
       <w:lvlText w:val=""/>
       <w:lvlJc w:val="left"/>
       <w:pPr>
+        <w:tabs>
+          <w:tab w:val="num" w:pos="0"/>
+        </w:tabs>
         <w:ind w:left="-303" w:hanging="360"/>
       </w:pPr>
       <w:rPr>
@@ -5813,15 +5810,15 @@
       <w:sz w:val="21"/>
     </w:rPr>
   </w:style>
-  <w:style w:type="character" w:styleId="Bulletsuser">
-    <w:name w:val="Bullets (user)"/>
+  <w:style w:type="character" w:styleId="Bullets">
+    <w:name w:val="Bullets"/>
     <w:qFormat/>
     <w:rPr>
       <w:rFonts w:ascii="OpenSymbol" w:hAnsi="OpenSymbol" w:eastAsia="OpenSymbol" w:cs="OpenSymbol"/>
     </w:rPr>
   </w:style>
-  <w:style w:type="character" w:styleId="Bullets">
-    <w:name w:val="Bullets"/>
+  <w:style w:type="character" w:styleId="Bulletsuser">
+    <w:name w:val="Bullets (user)"/>
     <w:qFormat/>
     <w:rPr>
       <w:rFonts w:ascii="OpenSymbol" w:hAnsi="OpenSymbol" w:eastAsia="OpenSymbol" w:cs="OpenSymbol"/>
@@ -5961,15 +5958,15 @@
     <w:pPr/>
     <w:rPr/>
   </w:style>
-  <w:style w:type="paragraph" w:styleId="FrameContentsuser">
-    <w:name w:val="Frame Contents (user)"/>
+  <w:style w:type="paragraph" w:styleId="FrameContents">
+    <w:name w:val="Frame Contents"/>
     <w:basedOn w:val="Normal"/>
     <w:qFormat/>
     <w:pPr/>
     <w:rPr/>
   </w:style>
-  <w:style w:type="paragraph" w:styleId="FrameContents">
-    <w:name w:val="Frame Contents"/>
+  <w:style w:type="paragraph" w:styleId="FrameContentsuser">
+    <w:name w:val="Frame Contents (user)"/>
     <w:basedOn w:val="Normal"/>
     <w:qFormat/>
     <w:pPr/>
@@ -5982,8 +5979,8 @@
     <w:unhideWhenUsed/>
     <w:qFormat/>
   </w:style>
-  <w:style w:type="numbering" w:styleId="Bullet">
-    <w:name w:val="Bullet •"/>
+  <w:style w:type="numbering" w:styleId="Bulletuser">
+    <w:name w:val="Bullet • (user)"/>
     <w:qFormat/>
   </w:style>
   <w:style w:type="table" w:default="1" w:styleId="Standardowy">
